--- a/ActividadesJAVA/src/Entregables/Actividad_40/ADTListaOverview.docx
+++ b/ActividadesJAVA/src/Entregables/Actividad_40/ADTListaOverview.docx
@@ -2,6 +2,132 @@
 <file path=word/document.xml><?xml version="1.0" encoding="utf-8"?>
 <w:document xmlns:wpc="http://schemas.microsoft.com/office/word/2010/wordprocessingCanvas" xmlns:cx="http://schemas.microsoft.com/office/drawing/2014/chartex" xmlns:cx1="http://schemas.microsoft.com/office/drawing/2015/9/8/chartex" xmlns:cx2="http://schemas.microsoft.com/office/drawing/2015/10/21/chartex" xmlns:cx3="http://schemas.microsoft.com/office/drawing/2016/5/9/chartex" xmlns:cx4="http://schemas.microsoft.com/office/drawing/2016/5/10/chartex" xmlns:cx5="http://schemas.microsoft.com/office/drawing/2016/5/11/chartex" xmlns:cx6="http://schemas.microsoft.com/office/drawing/2016/5/12/chartex" xmlns:cx7="http://schemas.microsoft.com/office/drawing/2016/5/13/chartex" xmlns:cx8="http://schemas.microsoft.com/office/drawing/2016/5/14/chartex" xmlns:mc="http://schemas.openxmlformats.org/markup-compatibility/2006" xmlns:aink="http://schemas.microsoft.com/office/drawing/2016/ink" xmlns:am3d="http://schemas.microsoft.com/office/drawing/2017/model3d" xmlns:o="urn:schemas-microsoft-com:office:office" xmlns:oel="http://schemas.microsoft.com/office/2019/extlst" xmlns:r="http://schemas.openxmlformats.org/officeDocument/2006/relationships" xmlns:m="http://schemas.openxmlformats.org/officeDocument/2006/math" xmlns:v="urn:schemas-microsoft-com:vml" xmlns:wp14="http://schemas.microsoft.com/office/word/2010/wordprocessingDrawing" xmlns:wp="http://schemas.openxmlformats.org/drawingml/2006/wordprocessingDrawing" xmlns:w10="urn:schemas-microsoft-com:office:word" xmlns:w="http://schemas.openxmlformats.org/wordprocessingml/2006/main" xmlns:w14="http://schemas.microsoft.com/office/word/2010/wordml" xmlns:w15="http://schemas.microsoft.com/office/word/2012/wordml" xmlns:w16cex="http://schemas.microsoft.com/office/word/2018/wordml/cex" xmlns:w16cid="http://schemas.microsoft.com/office/word/2016/wordml/cid" xmlns:w16="http://schemas.microsoft.com/office/word/2018/wordml" xmlns:w16du="http://schemas.microsoft.com/office/word/2023/wordml/word16du" xmlns:w16sdtdh="http://schemas.microsoft.com/office/word/2020/wordml/sdtdatahash" xmlns:w16sdtfl="http://schemas.microsoft.com/office/word/2024/wordml/sdtformatlock" xmlns:w16se="http://schemas.microsoft.com/office/word/2015/wordml/symex" xmlns:wpg="http://schemas.microsoft.com/office/word/2010/wordprocessingGroup" xmlns:wpi="http://schemas.microsoft.com/office/word/2010/wordprocessingInk" xmlns:wne="http://schemas.microsoft.com/office/word/2006/wordml" xmlns:wps="http://schemas.microsoft.com/office/word/2010/wordprocessingShape" mc:Ignorable="w14 w15 w16se w16cid w16 w16cex w16sdtdh w16sdtfl w16du wp14">
   <w:body>
+    <w:p>
+      <w:pPr>
+        <w:rPr>
+          <w:sz w:val="20"/>
+          <w:szCs w:val="20"/>
+        </w:rPr>
+      </w:pPr>
+      <w:r>
+        <w:rPr>
+          <w:sz w:val="20"/>
+          <w:szCs w:val="20"/>
+        </w:rPr>
+        <w:t>/*</w:t>
+      </w:r>
+      <w:r>
+        <w:rPr>
+          <w:sz w:val="20"/>
+          <w:szCs w:val="20"/>
+        </w:rPr>
+        <w:br/>
+        <w:t>Tecnológico Nacional de México</w:t>
+      </w:r>
+      <w:r>
+        <w:rPr>
+          <w:sz w:val="20"/>
+          <w:szCs w:val="20"/>
+        </w:rPr>
+        <w:br/>
+        <w:t>Instituto Tecnológico de León</w:t>
+      </w:r>
+      <w:r>
+        <w:rPr>
+          <w:sz w:val="20"/>
+          <w:szCs w:val="20"/>
+        </w:rPr>
+        <w:br/>
+        <w:t>Ingeniería en Sistemas Computacionales</w:t>
+      </w:r>
+      <w:r>
+        <w:rPr>
+          <w:sz w:val="20"/>
+          <w:szCs w:val="20"/>
+        </w:rPr>
+        <w:br/>
+        <w:t>Estructuras de datos</w:t>
+      </w:r>
+      <w:r>
+        <w:rPr>
+          <w:sz w:val="20"/>
+          <w:szCs w:val="20"/>
+        </w:rPr>
+        <w:br/>
+      </w:r>
+      <w:proofErr w:type="gramStart"/>
+      <w:r>
+        <w:rPr>
+          <w:sz w:val="20"/>
+          <w:szCs w:val="20"/>
+        </w:rPr>
+        <w:t>Lunes</w:t>
+      </w:r>
+      <w:proofErr w:type="gramEnd"/>
+      <w:r>
+        <w:rPr>
+          <w:sz w:val="20"/>
+          <w:szCs w:val="20"/>
+        </w:rPr>
+        <w:t xml:space="preserve"> y </w:t>
+      </w:r>
+      <w:proofErr w:type="spellStart"/>
+      <w:r>
+        <w:rPr>
+          <w:sz w:val="20"/>
+          <w:szCs w:val="20"/>
+        </w:rPr>
+        <w:t>miercoles</w:t>
+      </w:r>
+      <w:proofErr w:type="spellEnd"/>
+      <w:r>
+        <w:rPr>
+          <w:sz w:val="20"/>
+          <w:szCs w:val="20"/>
+        </w:rPr>
+        <w:t xml:space="preserve"> 7:00 a 8:45</w:t>
+      </w:r>
+      <w:r>
+        <w:rPr>
+          <w:sz w:val="20"/>
+          <w:szCs w:val="20"/>
+        </w:rPr>
+        <w:br/>
+        <w:t>viernes 7:00 a 7:50</w:t>
+      </w:r>
+      <w:r>
+        <w:rPr>
+          <w:sz w:val="20"/>
+          <w:szCs w:val="20"/>
+        </w:rPr>
+        <w:br/>
+        <w:t>Alumno: Villagomez Magaña Maximo Javier</w:t>
+      </w:r>
+      <w:r>
+        <w:rPr>
+          <w:sz w:val="20"/>
+          <w:szCs w:val="20"/>
+        </w:rPr>
+        <w:br/>
+        <w:t>Tarea 40</w:t>
+      </w:r>
+      <w:r>
+        <w:rPr>
+          <w:sz w:val="20"/>
+          <w:szCs w:val="20"/>
+        </w:rPr>
+        <w:br/>
+        <w:t>Fecha: 27/5/2026</w:t>
+      </w:r>
+      <w:r>
+        <w:rPr>
+          <w:sz w:val="20"/>
+          <w:szCs w:val="20"/>
+        </w:rPr>
+        <w:br/>
+        <w:t>*/</w:t>
+      </w:r>
+    </w:p>
     <w:tbl>
       <w:tblPr>
         <w:tblStyle w:val="TableGridLight"/>
@@ -9,9 +135,9 @@
         <w:tblLook w:val="04A0" w:firstRow="1" w:lastRow="0" w:firstColumn="1" w:lastColumn="0" w:noHBand="0" w:noVBand="1"/>
       </w:tblPr>
       <w:tblGrid>
-        <w:gridCol w:w="1967"/>
-        <w:gridCol w:w="5477"/>
-        <w:gridCol w:w="1906"/>
+        <w:gridCol w:w="1905"/>
+        <w:gridCol w:w="5415"/>
+        <w:gridCol w:w="2030"/>
       </w:tblGrid>
       <w:tr>
         <w:tc>
@@ -63,21 +189,17 @@
             <w:pPr>
               <w:rPr>
                 <w:rFonts w:ascii="Arial" w:hAnsi="Arial" w:cs="Arial"/>
-                <w:b/>
-                <w:bCs/>
-                <w:sz w:val="20"/>
-                <w:szCs w:val="20"/>
-              </w:rPr>
-            </w:pPr>
-            <w:r>
-              <w:rPr>
-                <w:rFonts w:ascii="Arial" w:hAnsi="Arial" w:cs="Arial"/>
-                <w:b/>
-                <w:bCs/>
-                <w:sz w:val="20"/>
-                <w:szCs w:val="20"/>
-              </w:rPr>
-              <w:t>La estructura de datos Lista almacena y manipula una colección de elementos manteniendo un orden estricto (índices). A diferencia de los conjuntos, las listas permiten elementos duplicados y el orden de inserción es vital. La lista crece o se reduce dinámicamente según las operaciones que se realicen.</w:t>
+                <w:sz w:val="20"/>
+                <w:szCs w:val="20"/>
+              </w:rPr>
+            </w:pPr>
+            <w:r>
+              <w:rPr>
+                <w:rFonts w:ascii="Arial" w:hAnsi="Arial" w:cs="Arial"/>
+                <w:sz w:val="20"/>
+                <w:szCs w:val="20"/>
+              </w:rPr>
+              <w:t>El ADT Lista es una colección ordenada y secuencial de elementos donde cada valor está asociado a una posición (índice) específica. Su propósito principal es almacenar y gestionar datos de forma dinámica. A diferencia de un arreglo estático tradicional, esta estructura permite insertar, eliminar o consultar elementos en cualquier punto de la colección, encargándose automáticamente de desplazar los demás elementos para evitar huecos y mantener la secuencia intacta.</w:t>
             </w:r>
           </w:p>
         </w:tc>
@@ -99,6 +221,211 @@
                 <w:szCs w:val="20"/>
               </w:rPr>
             </w:pPr>
+          </w:p>
+        </w:tc>
+      </w:tr>
+      <w:tr>
+        <w:tc>
+          <w:tcPr>
+            <w:tcW w:w="0" w:type="auto"/>
+            <w:gridSpan w:val="3"/>
+            <w:shd w:val="clear" w:color="auto" w:fill="ADADAD" w:themeFill="background2" w:themeFillShade="BF"/>
+          </w:tcPr>
+          <w:p>
+            <w:pPr>
+              <w:rPr>
+                <w:rFonts w:ascii="Arial" w:hAnsi="Arial" w:cs="Arial"/>
+                <w:b/>
+                <w:bCs/>
+                <w:sz w:val="20"/>
+                <w:szCs w:val="20"/>
+              </w:rPr>
+            </w:pPr>
+            <w:r>
+              <w:rPr>
+                <w:rFonts w:ascii="Arial" w:hAnsi="Arial" w:cs="Arial"/>
+                <w:b/>
+                <w:bCs/>
+                <w:sz w:val="20"/>
+                <w:szCs w:val="20"/>
+              </w:rPr>
+              <w:t>AXIOMAS</w:t>
+            </w:r>
+          </w:p>
+        </w:tc>
+      </w:tr>
+      <w:tr>
+        <w:tc>
+          <w:tcPr>
+            <w:tcW w:w="0" w:type="auto"/>
+            <w:shd w:val="clear" w:color="auto" w:fill="D1D1D1" w:themeFill="background2" w:themeFillShade="E6"/>
+          </w:tcPr>
+          <w:p>
+            <w:pPr>
+              <w:rPr>
+                <w:rFonts w:ascii="Arial" w:hAnsi="Arial" w:cs="Arial"/>
+                <w:b/>
+                <w:bCs/>
+                <w:sz w:val="20"/>
+                <w:szCs w:val="20"/>
+              </w:rPr>
+            </w:pPr>
+            <w:r>
+              <w:rPr>
+                <w:rFonts w:ascii="Arial" w:hAnsi="Arial" w:cs="Arial"/>
+                <w:b/>
+                <w:bCs/>
+                <w:sz w:val="20"/>
+                <w:szCs w:val="20"/>
+              </w:rPr>
+              <w:t>Axioma</w:t>
+            </w:r>
+          </w:p>
+        </w:tc>
+        <w:tc>
+          <w:tcPr>
+            <w:tcW w:w="0" w:type="auto"/>
+            <w:gridSpan w:val="2"/>
+            <w:shd w:val="clear" w:color="auto" w:fill="D1D1D1" w:themeFill="background2" w:themeFillShade="E6"/>
+          </w:tcPr>
+          <w:p>
+            <w:pPr>
+              <w:rPr>
+                <w:rFonts w:ascii="Arial" w:hAnsi="Arial" w:cs="Arial"/>
+                <w:b/>
+                <w:bCs/>
+                <w:sz w:val="20"/>
+                <w:szCs w:val="20"/>
+              </w:rPr>
+            </w:pPr>
+            <w:proofErr w:type="spellStart"/>
+            <w:r>
+              <w:rPr>
+                <w:rFonts w:ascii="Arial" w:hAnsi="Arial" w:cs="Arial"/>
+                <w:b/>
+                <w:bCs/>
+                <w:sz w:val="20"/>
+                <w:szCs w:val="20"/>
+              </w:rPr>
+              <w:t>Descripcion</w:t>
+            </w:r>
+            <w:proofErr w:type="spellEnd"/>
+          </w:p>
+        </w:tc>
+      </w:tr>
+      <w:tr>
+        <w:tc>
+          <w:tcPr>
+            <w:tcW w:w="0" w:type="auto"/>
+          </w:tcPr>
+          <w:p>
+            <w:pPr>
+              <w:rPr>
+                <w:rFonts w:ascii="Arial" w:hAnsi="Arial" w:cs="Arial"/>
+                <w:sz w:val="20"/>
+                <w:szCs w:val="20"/>
+              </w:rPr>
+            </w:pPr>
+            <w:r>
+              <w:rPr>
+                <w:rFonts w:ascii="Arial" w:hAnsi="Arial" w:cs="Arial"/>
+                <w:sz w:val="20"/>
+                <w:szCs w:val="20"/>
+              </w:rPr>
+              <w:t>Head</w:t>
+            </w:r>
+          </w:p>
+        </w:tc>
+        <w:tc>
+          <w:tcPr>
+            <w:tcW w:w="0" w:type="auto"/>
+            <w:gridSpan w:val="2"/>
+          </w:tcPr>
+          <w:p>
+            <w:pPr>
+              <w:rPr>
+                <w:rFonts w:ascii="Arial" w:hAnsi="Arial" w:cs="Arial"/>
+                <w:b/>
+                <w:bCs/>
+                <w:sz w:val="20"/>
+                <w:szCs w:val="20"/>
+              </w:rPr>
+            </w:pPr>
+            <w:r>
+              <w:rPr>
+                <w:rFonts w:ascii="Arial" w:hAnsi="Arial" w:cs="Arial"/>
+                <w:sz w:val="20"/>
+                <w:szCs w:val="20"/>
+              </w:rPr>
+              <w:t>Funciona como la cabeza de la lista</w:t>
+            </w:r>
+          </w:p>
+        </w:tc>
+      </w:tr>
+      <w:tr>
+        <w:tc>
+          <w:tcPr>
+            <w:tcW w:w="0" w:type="auto"/>
+          </w:tcPr>
+          <w:p>
+            <w:pPr>
+              <w:rPr>
+                <w:rFonts w:ascii="Arial" w:hAnsi="Arial" w:cs="Arial"/>
+                <w:sz w:val="20"/>
+                <w:szCs w:val="20"/>
+              </w:rPr>
+            </w:pPr>
+            <w:r>
+              <w:rPr>
+                <w:rFonts w:ascii="Arial" w:hAnsi="Arial" w:cs="Arial"/>
+                <w:sz w:val="20"/>
+                <w:szCs w:val="20"/>
+              </w:rPr>
+              <w:t>Size</w:t>
+            </w:r>
+          </w:p>
+        </w:tc>
+        <w:tc>
+          <w:tcPr>
+            <w:tcW w:w="0" w:type="auto"/>
+            <w:gridSpan w:val="2"/>
+          </w:tcPr>
+          <w:p>
+            <w:pPr>
+              <w:rPr>
+                <w:rFonts w:ascii="Arial" w:hAnsi="Arial" w:cs="Arial"/>
+                <w:sz w:val="20"/>
+                <w:szCs w:val="20"/>
+              </w:rPr>
+            </w:pPr>
+            <w:r>
+              <w:rPr>
+                <w:rFonts w:ascii="Arial" w:hAnsi="Arial" w:cs="Arial"/>
+                <w:sz w:val="20"/>
+                <w:szCs w:val="20"/>
+              </w:rPr>
+              <w:t>Guarda el tamaño de la lista</w:t>
+            </w:r>
+          </w:p>
+        </w:tc>
+      </w:tr>
+      <w:tr>
+        <w:tc>
+          <w:tcPr>
+            <w:tcW w:w="0" w:type="auto"/>
+            <w:gridSpan w:val="3"/>
+            <w:shd w:val="clear" w:color="auto" w:fill="ADADAD" w:themeFill="background2" w:themeFillShade="BF"/>
+          </w:tcPr>
+          <w:p>
+            <w:pPr>
+              <w:rPr>
+                <w:rFonts w:ascii="Arial" w:hAnsi="Arial" w:cs="Arial"/>
+                <w:b/>
+                <w:bCs/>
+                <w:sz w:val="20"/>
+                <w:szCs w:val="20"/>
+              </w:rPr>
+            </w:pPr>
             <w:r>
               <w:rPr>
                 <w:rFonts w:ascii="Arial" w:hAnsi="Arial" w:cs="Arial"/>
@@ -464,18 +791,20 @@
               <w:spacing w:after="160" w:line="259" w:lineRule="auto"/>
               <w:rPr>
                 <w:rFonts w:ascii="Arial" w:hAnsi="Arial" w:cs="Arial"/>
-                <w:sz w:val="20"/>
-                <w:szCs w:val="20"/>
-              </w:rPr>
-            </w:pPr>
-            <w:r>
-              <w:rPr>
-                <w:rFonts w:ascii="Arial" w:hAnsi="Arial" w:cs="Arial"/>
                 <w:b/>
                 <w:bCs/>
                 <w:sz w:val="20"/>
                 <w:szCs w:val="20"/>
               </w:rPr>
+            </w:pPr>
+            <w:r>
+              <w:rPr>
+                <w:rFonts w:ascii="Arial" w:hAnsi="Arial" w:cs="Arial"/>
+                <w:b/>
+                <w:bCs/>
+                <w:sz w:val="20"/>
+                <w:szCs w:val="20"/>
+              </w:rPr>
               <w:t>ACCESO Y MODIFICACIÓN</w:t>
             </w:r>
           </w:p>
@@ -799,14 +1128,16 @@
                 <w:szCs w:val="20"/>
               </w:rPr>
             </w:pPr>
-            <w:r>
-              <w:rPr>
-                <w:rFonts w:ascii="Arial" w:hAnsi="Arial" w:cs="Arial"/>
-                <w:sz w:val="20"/>
-                <w:szCs w:val="20"/>
-              </w:rPr>
-              <w:t>set</w:t>
-            </w:r>
+            <w:proofErr w:type="spellStart"/>
+            <w:r>
+              <w:rPr>
+                <w:rFonts w:ascii="Arial" w:hAnsi="Arial" w:cs="Arial"/>
+                <w:sz w:val="20"/>
+                <w:szCs w:val="20"/>
+              </w:rPr>
+              <w:t>get</w:t>
+            </w:r>
+            <w:proofErr w:type="spellEnd"/>
           </w:p>
         </w:tc>
         <w:tc>
@@ -829,7 +1160,7 @@
                 <w:sz w:val="20"/>
                 <w:szCs w:val="20"/>
               </w:rPr>
-              <w:t>Reemplaza o sobrescribe el elemento que se encuentra en un índice específico.</w:t>
+              <w:t>Retorna el valor del elemento en el índice solicitado sin sacarlo de la lista.</w:t>
             </w:r>
           </w:p>
         </w:tc>
@@ -847,6 +1178,14 @@
                 <w:szCs w:val="20"/>
               </w:rPr>
             </w:pPr>
+            <w:r>
+              <w:rPr>
+                <w:rFonts w:ascii="Arial" w:hAnsi="Arial" w:cs="Arial"/>
+                <w:sz w:val="20"/>
+                <w:szCs w:val="20"/>
+              </w:rPr>
+              <w:t xml:space="preserve">x = </w:t>
+            </w:r>
             <w:proofErr w:type="spellStart"/>
             <w:proofErr w:type="gramStart"/>
             <w:r>
@@ -855,7 +1194,7 @@
                 <w:sz w:val="20"/>
                 <w:szCs w:val="20"/>
               </w:rPr>
-              <w:t>L.set</w:t>
+              <w:t>L.get</w:t>
             </w:r>
             <w:proofErr w:type="spellEnd"/>
             <w:r>
@@ -873,440 +1212,7 @@
                 <w:sz w:val="20"/>
                 <w:szCs w:val="20"/>
               </w:rPr>
-              <w:t>0, "B");</w:t>
-            </w:r>
-          </w:p>
-        </w:tc>
-      </w:tr>
-      <w:tr>
-        <w:tc>
-          <w:tcPr>
-            <w:tcW w:w="0" w:type="auto"/>
-            <w:hideMark/>
-          </w:tcPr>
-          <w:p>
-            <w:pPr>
-              <w:spacing w:after="160" w:line="259" w:lineRule="auto"/>
-              <w:rPr>
-                <w:rFonts w:ascii="Arial" w:hAnsi="Arial" w:cs="Arial"/>
-                <w:sz w:val="20"/>
-                <w:szCs w:val="20"/>
-              </w:rPr>
-            </w:pPr>
-            <w:proofErr w:type="spellStart"/>
-            <w:r>
-              <w:rPr>
-                <w:rFonts w:ascii="Arial" w:hAnsi="Arial" w:cs="Arial"/>
-                <w:sz w:val="20"/>
-                <w:szCs w:val="20"/>
-              </w:rPr>
-              <w:t>get</w:t>
-            </w:r>
-            <w:proofErr w:type="spellEnd"/>
-          </w:p>
-        </w:tc>
-        <w:tc>
-          <w:tcPr>
-            <w:tcW w:w="0" w:type="auto"/>
-            <w:hideMark/>
-          </w:tcPr>
-          <w:p>
-            <w:pPr>
-              <w:spacing w:after="160" w:line="259" w:lineRule="auto"/>
-              <w:rPr>
-                <w:rFonts w:ascii="Arial" w:hAnsi="Arial" w:cs="Arial"/>
-                <w:sz w:val="20"/>
-                <w:szCs w:val="20"/>
-              </w:rPr>
-            </w:pPr>
-            <w:r>
-              <w:rPr>
-                <w:rFonts w:ascii="Arial" w:hAnsi="Arial" w:cs="Arial"/>
-                <w:sz w:val="20"/>
-                <w:szCs w:val="20"/>
-              </w:rPr>
-              <w:t>Retorna el valor del elemento en el índice solicitado sin sacarlo de la lista.</w:t>
-            </w:r>
-          </w:p>
-        </w:tc>
-        <w:tc>
-          <w:tcPr>
-            <w:tcW w:w="0" w:type="auto"/>
-            <w:hideMark/>
-          </w:tcPr>
-          <w:p>
-            <w:pPr>
-              <w:spacing w:after="160" w:line="259" w:lineRule="auto"/>
-              <w:rPr>
-                <w:rFonts w:ascii="Arial" w:hAnsi="Arial" w:cs="Arial"/>
-                <w:sz w:val="20"/>
-                <w:szCs w:val="20"/>
-              </w:rPr>
-            </w:pPr>
-            <w:r>
-              <w:rPr>
-                <w:rFonts w:ascii="Arial" w:hAnsi="Arial" w:cs="Arial"/>
-                <w:sz w:val="20"/>
-                <w:szCs w:val="20"/>
-              </w:rPr>
-              <w:t xml:space="preserve">x = </w:t>
-            </w:r>
-            <w:proofErr w:type="spellStart"/>
-            <w:proofErr w:type="gramStart"/>
-            <w:r>
-              <w:rPr>
-                <w:rFonts w:ascii="Arial" w:hAnsi="Arial" w:cs="Arial"/>
-                <w:sz w:val="20"/>
-                <w:szCs w:val="20"/>
-              </w:rPr>
-              <w:t>L.get</w:t>
-            </w:r>
-            <w:proofErr w:type="spellEnd"/>
-            <w:r>
-              <w:rPr>
-                <w:rFonts w:ascii="Arial" w:hAnsi="Arial" w:cs="Arial"/>
-                <w:sz w:val="20"/>
-                <w:szCs w:val="20"/>
-              </w:rPr>
-              <w:t>(</w:t>
-            </w:r>
-            <w:proofErr w:type="gramEnd"/>
-            <w:r>
-              <w:rPr>
-                <w:rFonts w:ascii="Arial" w:hAnsi="Arial" w:cs="Arial"/>
-                <w:sz w:val="20"/>
-                <w:szCs w:val="20"/>
-              </w:rPr>
               <w:t>0);</w:t>
-            </w:r>
-          </w:p>
-        </w:tc>
-      </w:tr>
-      <w:tr>
-        <w:tc>
-          <w:tcPr>
-            <w:tcW w:w="0" w:type="auto"/>
-            <w:gridSpan w:val="3"/>
-            <w:shd w:val="clear" w:color="auto" w:fill="ADADAD" w:themeFill="background2" w:themeFillShade="BF"/>
-            <w:hideMark/>
-          </w:tcPr>
-          <w:p>
-            <w:pPr>
-              <w:spacing w:after="160" w:line="259" w:lineRule="auto"/>
-              <w:rPr>
-                <w:rFonts w:ascii="Arial" w:hAnsi="Arial" w:cs="Arial"/>
-                <w:sz w:val="20"/>
-                <w:szCs w:val="20"/>
-              </w:rPr>
-            </w:pPr>
-            <w:r>
-              <w:rPr>
-                <w:rFonts w:ascii="Arial" w:hAnsi="Arial" w:cs="Arial"/>
-                <w:b/>
-                <w:bCs/>
-                <w:sz w:val="20"/>
-                <w:szCs w:val="20"/>
-              </w:rPr>
-              <w:t>OPERADORES</w:t>
-            </w:r>
-          </w:p>
-        </w:tc>
-      </w:tr>
-      <w:tr>
-        <w:tc>
-          <w:tcPr>
-            <w:tcW w:w="0" w:type="auto"/>
-            <w:shd w:val="clear" w:color="auto" w:fill="D1D1D1" w:themeFill="background2" w:themeFillShade="E6"/>
-          </w:tcPr>
-          <w:p>
-            <w:pPr>
-              <w:rPr>
-                <w:rFonts w:ascii="Arial" w:hAnsi="Arial" w:cs="Arial"/>
-                <w:sz w:val="20"/>
-                <w:szCs w:val="20"/>
-              </w:rPr>
-            </w:pPr>
-            <w:r>
-              <w:rPr>
-                <w:rFonts w:ascii="Arial" w:hAnsi="Arial" w:cs="Arial"/>
-                <w:b/>
-                <w:bCs/>
-                <w:sz w:val="20"/>
-                <w:szCs w:val="20"/>
-              </w:rPr>
-              <w:t>Operación</w:t>
-            </w:r>
-          </w:p>
-        </w:tc>
-        <w:tc>
-          <w:tcPr>
-            <w:tcW w:w="0" w:type="auto"/>
-            <w:shd w:val="clear" w:color="auto" w:fill="D1D1D1" w:themeFill="background2" w:themeFillShade="E6"/>
-          </w:tcPr>
-          <w:p>
-            <w:pPr>
-              <w:rPr>
-                <w:rFonts w:ascii="Arial" w:hAnsi="Arial" w:cs="Arial"/>
-                <w:sz w:val="20"/>
-                <w:szCs w:val="20"/>
-              </w:rPr>
-            </w:pPr>
-            <w:r>
-              <w:rPr>
-                <w:rFonts w:ascii="Arial" w:hAnsi="Arial" w:cs="Arial"/>
-                <w:b/>
-                <w:bCs/>
-                <w:sz w:val="20"/>
-                <w:szCs w:val="20"/>
-              </w:rPr>
-              <w:t>Descripción</w:t>
-            </w:r>
-          </w:p>
-        </w:tc>
-        <w:tc>
-          <w:tcPr>
-            <w:tcW w:w="0" w:type="auto"/>
-            <w:shd w:val="clear" w:color="auto" w:fill="D1D1D1" w:themeFill="background2" w:themeFillShade="E6"/>
-          </w:tcPr>
-          <w:p>
-            <w:pPr>
-              <w:rPr>
-                <w:rFonts w:ascii="Arial" w:hAnsi="Arial" w:cs="Arial"/>
-                <w:sz w:val="20"/>
-                <w:szCs w:val="20"/>
-              </w:rPr>
-            </w:pPr>
-            <w:r>
-              <w:rPr>
-                <w:rFonts w:ascii="Arial" w:hAnsi="Arial" w:cs="Arial"/>
-                <w:b/>
-                <w:bCs/>
-                <w:sz w:val="20"/>
-                <w:szCs w:val="20"/>
-              </w:rPr>
-              <w:t>Ejemplo</w:t>
-            </w:r>
-          </w:p>
-        </w:tc>
-      </w:tr>
-      <w:tr>
-        <w:tc>
-          <w:tcPr>
-            <w:tcW w:w="0" w:type="auto"/>
-            <w:hideMark/>
-          </w:tcPr>
-          <w:p>
-            <w:pPr>
-              <w:spacing w:after="160" w:line="259" w:lineRule="auto"/>
-              <w:rPr>
-                <w:rFonts w:ascii="Arial" w:hAnsi="Arial" w:cs="Arial"/>
-                <w:sz w:val="20"/>
-                <w:szCs w:val="20"/>
-              </w:rPr>
-            </w:pPr>
-            <w:r>
-              <w:rPr>
-                <w:rFonts w:ascii="Arial" w:hAnsi="Arial" w:cs="Arial"/>
-                <w:sz w:val="20"/>
-                <w:szCs w:val="20"/>
-              </w:rPr>
-              <w:t>Concatenación (+)</w:t>
-            </w:r>
-          </w:p>
-        </w:tc>
-        <w:tc>
-          <w:tcPr>
-            <w:tcW w:w="0" w:type="auto"/>
-            <w:hideMark/>
-          </w:tcPr>
-          <w:p>
-            <w:pPr>
-              <w:spacing w:after="160" w:line="259" w:lineRule="auto"/>
-              <w:rPr>
-                <w:rFonts w:ascii="Arial" w:hAnsi="Arial" w:cs="Arial"/>
-                <w:sz w:val="20"/>
-                <w:szCs w:val="20"/>
-              </w:rPr>
-            </w:pPr>
-            <w:r>
-              <w:rPr>
-                <w:rFonts w:ascii="Arial" w:hAnsi="Arial" w:cs="Arial"/>
-                <w:sz w:val="20"/>
-                <w:szCs w:val="20"/>
-              </w:rPr>
-              <w:t>Retorna una nueva lista que es la unión lineal de los elementos de dos listas.</w:t>
-            </w:r>
-          </w:p>
-        </w:tc>
-        <w:tc>
-          <w:tcPr>
-            <w:tcW w:w="0" w:type="auto"/>
-            <w:hideMark/>
-          </w:tcPr>
-          <w:p>
-            <w:pPr>
-              <w:spacing w:after="160" w:line="259" w:lineRule="auto"/>
-              <w:rPr>
-                <w:rFonts w:ascii="Arial" w:hAnsi="Arial" w:cs="Arial"/>
-                <w:sz w:val="20"/>
-                <w:szCs w:val="20"/>
-              </w:rPr>
-            </w:pPr>
-            <w:r>
-              <w:rPr>
-                <w:rFonts w:ascii="Arial" w:hAnsi="Arial" w:cs="Arial"/>
-                <w:sz w:val="20"/>
-                <w:szCs w:val="20"/>
-              </w:rPr>
-              <w:t>L1 = L2 + L3;</w:t>
-            </w:r>
-          </w:p>
-        </w:tc>
-      </w:tr>
-      <w:tr>
-        <w:tc>
-          <w:tcPr>
-            <w:tcW w:w="0" w:type="auto"/>
-            <w:hideMark/>
-          </w:tcPr>
-          <w:p>
-            <w:pPr>
-              <w:spacing w:after="160" w:line="259" w:lineRule="auto"/>
-              <w:rPr>
-                <w:rFonts w:ascii="Arial" w:hAnsi="Arial" w:cs="Arial"/>
-                <w:sz w:val="20"/>
-                <w:szCs w:val="20"/>
-              </w:rPr>
-            </w:pPr>
-            <w:r>
-              <w:rPr>
-                <w:rFonts w:ascii="Arial" w:hAnsi="Arial" w:cs="Arial"/>
-                <w:sz w:val="20"/>
-                <w:szCs w:val="20"/>
-              </w:rPr>
-              <w:t>Asignación (=)</w:t>
-            </w:r>
-          </w:p>
-        </w:tc>
-        <w:tc>
-          <w:tcPr>
-            <w:tcW w:w="0" w:type="auto"/>
-            <w:hideMark/>
-          </w:tcPr>
-          <w:p>
-            <w:pPr>
-              <w:spacing w:after="160" w:line="259" w:lineRule="auto"/>
-              <w:rPr>
-                <w:rFonts w:ascii="Arial" w:hAnsi="Arial" w:cs="Arial"/>
-                <w:sz w:val="20"/>
-                <w:szCs w:val="20"/>
-              </w:rPr>
-            </w:pPr>
-            <w:r>
-              <w:rPr>
-                <w:rFonts w:ascii="Arial" w:hAnsi="Arial" w:cs="Arial"/>
-                <w:sz w:val="20"/>
-                <w:szCs w:val="20"/>
-              </w:rPr>
-              <w:t>Permite asignar todos los valores y el estado de una lista directamente a otra.</w:t>
-            </w:r>
-          </w:p>
-        </w:tc>
-        <w:tc>
-          <w:tcPr>
-            <w:tcW w:w="0" w:type="auto"/>
-            <w:hideMark/>
-          </w:tcPr>
-          <w:p>
-            <w:pPr>
-              <w:spacing w:after="160" w:line="259" w:lineRule="auto"/>
-              <w:rPr>
-                <w:rFonts w:ascii="Arial" w:hAnsi="Arial" w:cs="Arial"/>
-                <w:sz w:val="20"/>
-                <w:szCs w:val="20"/>
-              </w:rPr>
-            </w:pPr>
-            <w:r>
-              <w:rPr>
-                <w:rFonts w:ascii="Arial" w:hAnsi="Arial" w:cs="Arial"/>
-                <w:sz w:val="20"/>
-                <w:szCs w:val="20"/>
-              </w:rPr>
-              <w:t>L1 = L2;</w:t>
-            </w:r>
-          </w:p>
-        </w:tc>
-      </w:tr>
-      <w:tr>
-        <w:tc>
-          <w:tcPr>
-            <w:tcW w:w="0" w:type="auto"/>
-            <w:hideMark/>
-          </w:tcPr>
-          <w:p>
-            <w:pPr>
-              <w:spacing w:after="160" w:line="259" w:lineRule="auto"/>
-              <w:rPr>
-                <w:rFonts w:ascii="Arial" w:hAnsi="Arial" w:cs="Arial"/>
-                <w:sz w:val="20"/>
-                <w:szCs w:val="20"/>
-              </w:rPr>
-            </w:pPr>
-            <w:r>
-              <w:rPr>
-                <w:rFonts w:ascii="Arial" w:hAnsi="Arial" w:cs="Arial"/>
-                <w:sz w:val="20"/>
-                <w:szCs w:val="20"/>
-              </w:rPr>
-              <w:t>Igualdad (==)</w:t>
-            </w:r>
-          </w:p>
-        </w:tc>
-        <w:tc>
-          <w:tcPr>
-            <w:tcW w:w="0" w:type="auto"/>
-            <w:hideMark/>
-          </w:tcPr>
-          <w:p>
-            <w:pPr>
-              <w:spacing w:after="160" w:line="259" w:lineRule="auto"/>
-              <w:rPr>
-                <w:rFonts w:ascii="Arial" w:hAnsi="Arial" w:cs="Arial"/>
-                <w:sz w:val="20"/>
-                <w:szCs w:val="20"/>
-              </w:rPr>
-            </w:pPr>
-            <w:r>
-              <w:rPr>
-                <w:rFonts w:ascii="Arial" w:hAnsi="Arial" w:cs="Arial"/>
-                <w:sz w:val="20"/>
-                <w:szCs w:val="20"/>
-              </w:rPr>
-              <w:t>Retorna verdadero SÓLO si ambas listas tienen los mismos elementos, la misma cantidad, y en el mismo orden exacto.</w:t>
-            </w:r>
-          </w:p>
-        </w:tc>
-        <w:tc>
-          <w:tcPr>
-            <w:tcW w:w="0" w:type="auto"/>
-            <w:hideMark/>
-          </w:tcPr>
-          <w:p>
-            <w:pPr>
-              <w:spacing w:after="160" w:line="259" w:lineRule="auto"/>
-              <w:rPr>
-                <w:rFonts w:ascii="Arial" w:hAnsi="Arial" w:cs="Arial"/>
-                <w:sz w:val="20"/>
-                <w:szCs w:val="20"/>
-              </w:rPr>
-            </w:pPr>
-            <w:r>
-              <w:rPr>
-                <w:rFonts w:ascii="Arial" w:hAnsi="Arial" w:cs="Arial"/>
-                <w:sz w:val="20"/>
-                <w:szCs w:val="20"/>
-              </w:rPr>
-              <w:t>L1 == L2;</w:t>
             </w:r>
           </w:p>
         </w:tc>

--- a/ActividadesJAVA/src/Entregables/Actividad_40/ADTListaOverview.docx
+++ b/ActividadesJAVA/src/Entregables/Actividad_40/ADTListaOverview.docx
@@ -130,14 +130,14 @@
     </w:p>
     <w:tbl>
       <w:tblPr>
-        <w:tblStyle w:val="TableGridLight"/>
+        <w:tblStyle w:val="Tablaconcuadrculaclara"/>
         <w:tblW w:w="0" w:type="auto"/>
         <w:tblLook w:val="04A0" w:firstRow="1" w:lastRow="0" w:firstColumn="1" w:lastColumn="0" w:noHBand="0" w:noVBand="1"/>
       </w:tblPr>
       <w:tblGrid>
-        <w:gridCol w:w="1905"/>
-        <w:gridCol w:w="5415"/>
-        <w:gridCol w:w="2030"/>
+        <w:gridCol w:w="2081"/>
+        <w:gridCol w:w="4584"/>
+        <w:gridCol w:w="2685"/>
       </w:tblGrid>
       <w:tr>
         <w:tc>
@@ -317,32 +317,13 @@
         <w:tc>
           <w:tcPr>
             <w:tcW w:w="0" w:type="auto"/>
-          </w:tcPr>
-          <w:p>
-            <w:pPr>
-              <w:rPr>
-                <w:rFonts w:ascii="Arial" w:hAnsi="Arial" w:cs="Arial"/>
-                <w:sz w:val="20"/>
-                <w:szCs w:val="20"/>
-              </w:rPr>
-            </w:pPr>
-            <w:r>
-              <w:rPr>
-                <w:rFonts w:ascii="Arial" w:hAnsi="Arial" w:cs="Arial"/>
-                <w:sz w:val="20"/>
-                <w:szCs w:val="20"/>
-              </w:rPr>
-              <w:t>Head</w:t>
-            </w:r>
-          </w:p>
-        </w:tc>
-        <w:tc>
-          <w:tcPr>
-            <w:tcW w:w="0" w:type="auto"/>
-            <w:gridSpan w:val="2"/>
-          </w:tcPr>
-          <w:p>
-            <w:pPr>
+            <w:gridSpan w:val="3"/>
+            <w:shd w:val="clear" w:color="auto" w:fill="ADADAD" w:themeFill="background2" w:themeFillShade="BF"/>
+            <w:hideMark/>
+          </w:tcPr>
+          <w:p>
+            <w:pPr>
+              <w:spacing w:after="160" w:line="259" w:lineRule="auto"/>
               <w:rPr>
                 <w:rFonts w:ascii="Arial" w:hAnsi="Arial" w:cs="Arial"/>
                 <w:b/>
@@ -354,10 +335,12 @@
             <w:r>
               <w:rPr>
                 <w:rFonts w:ascii="Arial" w:hAnsi="Arial" w:cs="Arial"/>
-                <w:sz w:val="20"/>
-                <w:szCs w:val="20"/>
-              </w:rPr>
-              <w:t>Funciona como la cabeza de la lista</w:t>
+                <w:b/>
+                <w:bCs/>
+                <w:sz w:val="20"/>
+                <w:szCs w:val="20"/>
+              </w:rPr>
+              <w:t>ACCESO Y MODIFICACIÓN</w:t>
             </w:r>
           </w:p>
         </w:tc>
@@ -366,45 +349,75 @@
         <w:tc>
           <w:tcPr>
             <w:tcW w:w="0" w:type="auto"/>
-          </w:tcPr>
-          <w:p>
-            <w:pPr>
-              <w:rPr>
-                <w:rFonts w:ascii="Arial" w:hAnsi="Arial" w:cs="Arial"/>
-                <w:sz w:val="20"/>
-                <w:szCs w:val="20"/>
-              </w:rPr>
-            </w:pPr>
-            <w:r>
-              <w:rPr>
-                <w:rFonts w:ascii="Arial" w:hAnsi="Arial" w:cs="Arial"/>
-                <w:sz w:val="20"/>
-                <w:szCs w:val="20"/>
-              </w:rPr>
-              <w:t>Size</w:t>
-            </w:r>
-          </w:p>
-        </w:tc>
-        <w:tc>
-          <w:tcPr>
-            <w:tcW w:w="0" w:type="auto"/>
-            <w:gridSpan w:val="2"/>
-          </w:tcPr>
-          <w:p>
-            <w:pPr>
-              <w:rPr>
-                <w:rFonts w:ascii="Arial" w:hAnsi="Arial" w:cs="Arial"/>
-                <w:sz w:val="20"/>
-                <w:szCs w:val="20"/>
-              </w:rPr>
-            </w:pPr>
-            <w:r>
-              <w:rPr>
-                <w:rFonts w:ascii="Arial" w:hAnsi="Arial" w:cs="Arial"/>
-                <w:sz w:val="20"/>
-                <w:szCs w:val="20"/>
-              </w:rPr>
-              <w:t>Guarda el tamaño de la lista</w:t>
+            <w:shd w:val="clear" w:color="auto" w:fill="D1D1D1" w:themeFill="background2" w:themeFillShade="E6"/>
+          </w:tcPr>
+          <w:p>
+            <w:pPr>
+              <w:rPr>
+                <w:rFonts w:ascii="Arial" w:hAnsi="Arial" w:cs="Arial"/>
+                <w:sz w:val="20"/>
+                <w:szCs w:val="20"/>
+              </w:rPr>
+            </w:pPr>
+            <w:r>
+              <w:rPr>
+                <w:rFonts w:ascii="Arial" w:hAnsi="Arial" w:cs="Arial"/>
+                <w:b/>
+                <w:bCs/>
+                <w:sz w:val="20"/>
+                <w:szCs w:val="20"/>
+              </w:rPr>
+              <w:t>Operación</w:t>
+            </w:r>
+          </w:p>
+        </w:tc>
+        <w:tc>
+          <w:tcPr>
+            <w:tcW w:w="0" w:type="auto"/>
+            <w:shd w:val="clear" w:color="auto" w:fill="D1D1D1" w:themeFill="background2" w:themeFillShade="E6"/>
+          </w:tcPr>
+          <w:p>
+            <w:pPr>
+              <w:rPr>
+                <w:rFonts w:ascii="Arial" w:hAnsi="Arial" w:cs="Arial"/>
+                <w:sz w:val="20"/>
+                <w:szCs w:val="20"/>
+              </w:rPr>
+            </w:pPr>
+            <w:r>
+              <w:rPr>
+                <w:rFonts w:ascii="Arial" w:hAnsi="Arial" w:cs="Arial"/>
+                <w:b/>
+                <w:bCs/>
+                <w:sz w:val="20"/>
+                <w:szCs w:val="20"/>
+              </w:rPr>
+              <w:t>Descripción</w:t>
+            </w:r>
+          </w:p>
+        </w:tc>
+        <w:tc>
+          <w:tcPr>
+            <w:tcW w:w="0" w:type="auto"/>
+            <w:shd w:val="clear" w:color="auto" w:fill="D1D1D1" w:themeFill="background2" w:themeFillShade="E6"/>
+          </w:tcPr>
+          <w:p>
+            <w:pPr>
+              <w:rPr>
+                <w:rFonts w:ascii="Arial" w:hAnsi="Arial" w:cs="Arial"/>
+                <w:sz w:val="20"/>
+                <w:szCs w:val="20"/>
+              </w:rPr>
+            </w:pPr>
+            <w:r>
+              <w:rPr>
+                <w:rFonts w:ascii="Arial" w:hAnsi="Arial" w:cs="Arial"/>
+                <w:b/>
+                <w:bCs/>
+                <w:sz w:val="20"/>
+                <w:szCs w:val="20"/>
+              </w:rPr>
+              <w:t>Ejemplo</w:t>
             </w:r>
           </w:p>
         </w:tc>
@@ -413,11 +426,350 @@
         <w:tc>
           <w:tcPr>
             <w:tcW w:w="0" w:type="auto"/>
+            <w:hideMark/>
+          </w:tcPr>
+          <w:p>
+            <w:pPr>
+              <w:spacing w:after="160" w:line="259" w:lineRule="auto"/>
+              <w:rPr>
+                <w:rFonts w:ascii="Arial" w:hAnsi="Arial" w:cs="Arial"/>
+                <w:sz w:val="20"/>
+                <w:szCs w:val="20"/>
+              </w:rPr>
+            </w:pPr>
+            <w:proofErr w:type="spellStart"/>
+            <w:r>
+              <w:rPr>
+                <w:rFonts w:ascii="Arial" w:hAnsi="Arial" w:cs="Arial"/>
+                <w:sz w:val="20"/>
+                <w:szCs w:val="20"/>
+              </w:rPr>
+              <w:t>insert</w:t>
+            </w:r>
+            <w:proofErr w:type="spellEnd"/>
+            <w:r>
+              <w:rPr>
+                <w:rFonts w:ascii="Arial" w:hAnsi="Arial" w:cs="Arial"/>
+                <w:sz w:val="20"/>
+                <w:szCs w:val="20"/>
+              </w:rPr>
+              <w:t xml:space="preserve"> / </w:t>
+            </w:r>
+            <w:proofErr w:type="spellStart"/>
+            <w:r>
+              <w:rPr>
+                <w:rFonts w:ascii="Arial" w:hAnsi="Arial" w:cs="Arial"/>
+                <w:sz w:val="20"/>
+                <w:szCs w:val="20"/>
+              </w:rPr>
+              <w:t>add</w:t>
+            </w:r>
+            <w:proofErr w:type="spellEnd"/>
+          </w:p>
+        </w:tc>
+        <w:tc>
+          <w:tcPr>
+            <w:tcW w:w="0" w:type="auto"/>
+            <w:hideMark/>
+          </w:tcPr>
+          <w:p>
+            <w:pPr>
+              <w:spacing w:after="160" w:line="259" w:lineRule="auto"/>
+              <w:rPr>
+                <w:rFonts w:ascii="Arial" w:hAnsi="Arial" w:cs="Arial"/>
+                <w:sz w:val="20"/>
+                <w:szCs w:val="20"/>
+              </w:rPr>
+            </w:pPr>
+            <w:r>
+              <w:rPr>
+                <w:rFonts w:ascii="Arial" w:hAnsi="Arial" w:cs="Arial"/>
+                <w:sz w:val="20"/>
+                <w:szCs w:val="20"/>
+              </w:rPr>
+              <w:t>Inserta un nuevo elemento en una posición específica o al final de la colección, desplazando los demás.</w:t>
+            </w:r>
+          </w:p>
+        </w:tc>
+        <w:tc>
+          <w:tcPr>
+            <w:tcW w:w="0" w:type="auto"/>
+            <w:hideMark/>
+          </w:tcPr>
+          <w:p>
+            <w:pPr>
+              <w:spacing w:after="160" w:line="259" w:lineRule="auto"/>
+              <w:rPr>
+                <w:rFonts w:ascii="Arial" w:hAnsi="Arial" w:cs="Arial"/>
+                <w:sz w:val="20"/>
+                <w:szCs w:val="20"/>
+              </w:rPr>
+            </w:pPr>
+            <w:proofErr w:type="spellStart"/>
+            <w:r>
+              <w:rPr>
+                <w:rFonts w:ascii="Arial" w:hAnsi="Arial" w:cs="Arial"/>
+                <w:sz w:val="20"/>
+                <w:szCs w:val="20"/>
+              </w:rPr>
+              <w:t>L.</w:t>
+            </w:r>
+            <w:proofErr w:type="gramStart"/>
+            <w:r>
+              <w:rPr>
+                <w:rFonts w:ascii="Arial" w:hAnsi="Arial" w:cs="Arial"/>
+                <w:sz w:val="20"/>
+                <w:szCs w:val="20"/>
+              </w:rPr>
+              <w:t>insert</w:t>
+            </w:r>
+            <w:proofErr w:type="spellEnd"/>
+            <w:r>
+              <w:rPr>
+                <w:rFonts w:ascii="Arial" w:hAnsi="Arial" w:cs="Arial"/>
+                <w:sz w:val="20"/>
+                <w:szCs w:val="20"/>
+              </w:rPr>
+              <w:t>(</w:t>
+            </w:r>
+            <w:proofErr w:type="gramEnd"/>
+            <w:r>
+              <w:rPr>
+                <w:rFonts w:ascii="Arial" w:hAnsi="Arial" w:cs="Arial"/>
+                <w:sz w:val="20"/>
+                <w:szCs w:val="20"/>
+              </w:rPr>
+              <w:t>0, "A");</w:t>
+            </w:r>
+          </w:p>
+        </w:tc>
+      </w:tr>
+      <w:tr>
+        <w:tc>
+          <w:tcPr>
+            <w:tcW w:w="0" w:type="auto"/>
+            <w:hideMark/>
+          </w:tcPr>
+          <w:p>
+            <w:pPr>
+              <w:spacing w:after="160" w:line="259" w:lineRule="auto"/>
+              <w:rPr>
+                <w:rFonts w:ascii="Arial" w:hAnsi="Arial" w:cs="Arial"/>
+                <w:sz w:val="20"/>
+                <w:szCs w:val="20"/>
+              </w:rPr>
+            </w:pPr>
+            <w:proofErr w:type="spellStart"/>
+            <w:r>
+              <w:rPr>
+                <w:rFonts w:ascii="Arial" w:hAnsi="Arial" w:cs="Arial"/>
+                <w:sz w:val="20"/>
+                <w:szCs w:val="20"/>
+              </w:rPr>
+              <w:t>remove</w:t>
+            </w:r>
+            <w:proofErr w:type="spellEnd"/>
+          </w:p>
+        </w:tc>
+        <w:tc>
+          <w:tcPr>
+            <w:tcW w:w="0" w:type="auto"/>
+            <w:hideMark/>
+          </w:tcPr>
+          <w:p>
+            <w:pPr>
+              <w:spacing w:after="160" w:line="259" w:lineRule="auto"/>
+              <w:rPr>
+                <w:rFonts w:ascii="Arial" w:hAnsi="Arial" w:cs="Arial"/>
+                <w:sz w:val="20"/>
+                <w:szCs w:val="20"/>
+              </w:rPr>
+            </w:pPr>
+            <w:r>
+              <w:rPr>
+                <w:rFonts w:ascii="Arial" w:hAnsi="Arial" w:cs="Arial"/>
+                <w:sz w:val="20"/>
+                <w:szCs w:val="20"/>
+              </w:rPr>
+              <w:t>Elimina un elemento de un índice específico y recorre los demás para llenar el hueco.</w:t>
+            </w:r>
+          </w:p>
+        </w:tc>
+        <w:tc>
+          <w:tcPr>
+            <w:tcW w:w="0" w:type="auto"/>
+            <w:hideMark/>
+          </w:tcPr>
+          <w:p>
+            <w:pPr>
+              <w:spacing w:after="160" w:line="259" w:lineRule="auto"/>
+              <w:rPr>
+                <w:rFonts w:ascii="Arial" w:hAnsi="Arial" w:cs="Arial"/>
+                <w:sz w:val="20"/>
+                <w:szCs w:val="20"/>
+              </w:rPr>
+            </w:pPr>
+            <w:proofErr w:type="spellStart"/>
+            <w:r>
+              <w:rPr>
+                <w:rFonts w:ascii="Arial" w:hAnsi="Arial" w:cs="Arial"/>
+                <w:sz w:val="20"/>
+                <w:szCs w:val="20"/>
+              </w:rPr>
+              <w:t>L.</w:t>
+            </w:r>
+            <w:proofErr w:type="gramStart"/>
+            <w:r>
+              <w:rPr>
+                <w:rFonts w:ascii="Arial" w:hAnsi="Arial" w:cs="Arial"/>
+                <w:sz w:val="20"/>
+                <w:szCs w:val="20"/>
+              </w:rPr>
+              <w:t>remove</w:t>
+            </w:r>
+            <w:proofErr w:type="spellEnd"/>
+            <w:r>
+              <w:rPr>
+                <w:rFonts w:ascii="Arial" w:hAnsi="Arial" w:cs="Arial"/>
+                <w:sz w:val="20"/>
+                <w:szCs w:val="20"/>
+              </w:rPr>
+              <w:t>(</w:t>
+            </w:r>
+            <w:proofErr w:type="gramEnd"/>
+            <w:r>
+              <w:rPr>
+                <w:rFonts w:ascii="Arial" w:hAnsi="Arial" w:cs="Arial"/>
+                <w:sz w:val="20"/>
+                <w:szCs w:val="20"/>
+              </w:rPr>
+              <w:t>2);</w:t>
+            </w:r>
+          </w:p>
+        </w:tc>
+      </w:tr>
+      <w:tr>
+        <w:tc>
+          <w:tcPr>
+            <w:tcW w:w="0" w:type="auto"/>
+            <w:hideMark/>
+          </w:tcPr>
+          <w:p>
+            <w:pPr>
+              <w:spacing w:after="160" w:line="259" w:lineRule="auto"/>
+              <w:rPr>
+                <w:rFonts w:ascii="Arial" w:hAnsi="Arial" w:cs="Arial"/>
+                <w:sz w:val="20"/>
+                <w:szCs w:val="20"/>
+              </w:rPr>
+            </w:pPr>
+            <w:proofErr w:type="spellStart"/>
+            <w:r>
+              <w:rPr>
+                <w:rFonts w:ascii="Arial" w:hAnsi="Arial" w:cs="Arial"/>
+                <w:sz w:val="20"/>
+                <w:szCs w:val="20"/>
+              </w:rPr>
+              <w:t>get</w:t>
+            </w:r>
+            <w:proofErr w:type="spellEnd"/>
+          </w:p>
+        </w:tc>
+        <w:tc>
+          <w:tcPr>
+            <w:tcW w:w="0" w:type="auto"/>
+            <w:hideMark/>
+          </w:tcPr>
+          <w:p>
+            <w:pPr>
+              <w:spacing w:after="160" w:line="259" w:lineRule="auto"/>
+              <w:rPr>
+                <w:rFonts w:ascii="Arial" w:hAnsi="Arial" w:cs="Arial"/>
+                <w:sz w:val="20"/>
+                <w:szCs w:val="20"/>
+              </w:rPr>
+            </w:pPr>
+            <w:r>
+              <w:rPr>
+                <w:rFonts w:ascii="Arial" w:hAnsi="Arial" w:cs="Arial"/>
+                <w:sz w:val="20"/>
+                <w:szCs w:val="20"/>
+              </w:rPr>
+              <w:t>Retorna el valor del elemento en el índice solicitado sin sacarlo de la lista.</w:t>
+            </w:r>
+          </w:p>
+        </w:tc>
+        <w:tc>
+          <w:tcPr>
+            <w:tcW w:w="0" w:type="auto"/>
+            <w:hideMark/>
+          </w:tcPr>
+          <w:p>
+            <w:pPr>
+              <w:spacing w:after="160" w:line="259" w:lineRule="auto"/>
+              <w:rPr>
+                <w:rFonts w:ascii="Arial" w:hAnsi="Arial" w:cs="Arial"/>
+                <w:sz w:val="20"/>
+                <w:szCs w:val="20"/>
+              </w:rPr>
+            </w:pPr>
+            <w:r>
+              <w:rPr>
+                <w:rFonts w:ascii="Arial" w:hAnsi="Arial" w:cs="Arial"/>
+                <w:sz w:val="20"/>
+                <w:szCs w:val="20"/>
+              </w:rPr>
+              <w:t xml:space="preserve">x = </w:t>
+            </w:r>
+            <w:proofErr w:type="spellStart"/>
+            <w:proofErr w:type="gramStart"/>
+            <w:r>
+              <w:rPr>
+                <w:rFonts w:ascii="Arial" w:hAnsi="Arial" w:cs="Arial"/>
+                <w:sz w:val="20"/>
+                <w:szCs w:val="20"/>
+              </w:rPr>
+              <w:t>L.get</w:t>
+            </w:r>
+            <w:proofErr w:type="spellEnd"/>
+            <w:r>
+              <w:rPr>
+                <w:rFonts w:ascii="Arial" w:hAnsi="Arial" w:cs="Arial"/>
+                <w:sz w:val="20"/>
+                <w:szCs w:val="20"/>
+              </w:rPr>
+              <w:t>(</w:t>
+            </w:r>
+            <w:proofErr w:type="gramEnd"/>
+            <w:r>
+              <w:rPr>
+                <w:rFonts w:ascii="Arial" w:hAnsi="Arial" w:cs="Arial"/>
+                <w:sz w:val="20"/>
+                <w:szCs w:val="20"/>
+              </w:rPr>
+              <w:t>0);</w:t>
+            </w:r>
+          </w:p>
+        </w:tc>
+      </w:tr>
+      <w:tr>
+        <w:tc>
+          <w:tcPr>
+            <w:tcW w:w="0" w:type="auto"/>
             <w:gridSpan w:val="3"/>
             <w:shd w:val="clear" w:color="auto" w:fill="ADADAD" w:themeFill="background2" w:themeFillShade="BF"/>
-          </w:tcPr>
-          <w:p>
-            <w:pPr>
+            <w:hideMark/>
+          </w:tcPr>
+          <w:p>
+            <w:pPr>
+              <w:spacing w:after="160" w:line="259" w:lineRule="auto"/>
+              <w:rPr>
+                <w:rFonts w:ascii="Arial" w:hAnsi="Arial" w:cs="Arial"/>
+                <w:sz w:val="20"/>
+                <w:szCs w:val="20"/>
+              </w:rPr>
+            </w:pPr>
+            <w:r>
               <w:rPr>
                 <w:rFonts w:ascii="Arial" w:hAnsi="Arial" w:cs="Arial"/>
                 <w:b/>
@@ -425,6 +777,24 @@
                 <w:sz w:val="20"/>
                 <w:szCs w:val="20"/>
               </w:rPr>
+              <w:t>OTROS</w:t>
+            </w:r>
+          </w:p>
+        </w:tc>
+      </w:tr>
+      <w:tr>
+        <w:tc>
+          <w:tcPr>
+            <w:tcW w:w="0" w:type="auto"/>
+            <w:shd w:val="clear" w:color="auto" w:fill="D1D1D1" w:themeFill="background2" w:themeFillShade="E6"/>
+          </w:tcPr>
+          <w:p>
+            <w:pPr>
+              <w:rPr>
+                <w:rFonts w:ascii="Arial" w:hAnsi="Arial" w:cs="Arial"/>
+                <w:sz w:val="20"/>
+                <w:szCs w:val="20"/>
+              </w:rPr>
             </w:pPr>
             <w:r>
               <w:rPr>
@@ -434,7 +804,57 @@
                 <w:sz w:val="20"/>
                 <w:szCs w:val="20"/>
               </w:rPr>
-              <w:t>CONSTRUCTORES</w:t>
+              <w:t>Operación</w:t>
+            </w:r>
+          </w:p>
+        </w:tc>
+        <w:tc>
+          <w:tcPr>
+            <w:tcW w:w="0" w:type="auto"/>
+            <w:shd w:val="clear" w:color="auto" w:fill="D1D1D1" w:themeFill="background2" w:themeFillShade="E6"/>
+          </w:tcPr>
+          <w:p>
+            <w:pPr>
+              <w:rPr>
+                <w:rFonts w:ascii="Arial" w:hAnsi="Arial" w:cs="Arial"/>
+                <w:sz w:val="20"/>
+                <w:szCs w:val="20"/>
+              </w:rPr>
+            </w:pPr>
+            <w:r>
+              <w:rPr>
+                <w:rFonts w:ascii="Arial" w:hAnsi="Arial" w:cs="Arial"/>
+                <w:b/>
+                <w:bCs/>
+                <w:sz w:val="20"/>
+                <w:szCs w:val="20"/>
+              </w:rPr>
+              <w:t>Descripción</w:t>
+            </w:r>
+          </w:p>
+        </w:tc>
+        <w:tc>
+          <w:tcPr>
+            <w:tcW w:w="0" w:type="auto"/>
+            <w:shd w:val="clear" w:color="auto" w:fill="D1D1D1" w:themeFill="background2" w:themeFillShade="E6"/>
+          </w:tcPr>
+          <w:p>
+            <w:pPr>
+              <w:rPr>
+                <w:rFonts w:ascii="Arial" w:hAnsi="Arial" w:cs="Arial"/>
+                <w:sz w:val="20"/>
+                <w:szCs w:val="20"/>
+              </w:rPr>
+            </w:pPr>
+            <w:r>
+              <w:rPr>
+                <w:rFonts w:ascii="Arial" w:hAnsi="Arial" w:cs="Arial"/>
+                <w:b/>
+                <w:bCs/>
+                <w:sz w:val="20"/>
+                <w:szCs w:val="20"/>
+              </w:rPr>
+              <w:t>Ejemplo</w:t>
             </w:r>
           </w:p>
         </w:tc>
@@ -443,75 +863,338 @@
         <w:tc>
           <w:tcPr>
             <w:tcW w:w="0" w:type="auto"/>
-            <w:shd w:val="clear" w:color="auto" w:fill="D1D1D1" w:themeFill="background2" w:themeFillShade="E6"/>
-          </w:tcPr>
-          <w:p>
-            <w:pPr>
-              <w:rPr>
-                <w:rFonts w:ascii="Arial" w:hAnsi="Arial" w:cs="Arial"/>
-                <w:sz w:val="20"/>
-                <w:szCs w:val="20"/>
-              </w:rPr>
-            </w:pPr>
-            <w:r>
-              <w:rPr>
-                <w:rFonts w:ascii="Arial" w:hAnsi="Arial" w:cs="Arial"/>
+            <w:hideMark/>
+          </w:tcPr>
+          <w:p>
+            <w:pPr>
+              <w:spacing w:after="160" w:line="259" w:lineRule="auto"/>
+              <w:rPr>
+                <w:rFonts w:ascii="Arial" w:hAnsi="Arial" w:cs="Arial"/>
+                <w:sz w:val="20"/>
+                <w:szCs w:val="20"/>
+              </w:rPr>
+            </w:pPr>
+            <w:proofErr w:type="spellStart"/>
+            <w:r>
+              <w:rPr>
+                <w:rFonts w:ascii="Arial" w:hAnsi="Arial" w:cs="Arial"/>
+                <w:sz w:val="20"/>
+                <w:szCs w:val="20"/>
+              </w:rPr>
+              <w:t>size</w:t>
+            </w:r>
+            <w:proofErr w:type="spellEnd"/>
+          </w:p>
+        </w:tc>
+        <w:tc>
+          <w:tcPr>
+            <w:tcW w:w="0" w:type="auto"/>
+            <w:hideMark/>
+          </w:tcPr>
+          <w:p>
+            <w:pPr>
+              <w:spacing w:after="160" w:line="259" w:lineRule="auto"/>
+              <w:rPr>
+                <w:rFonts w:ascii="Arial" w:hAnsi="Arial" w:cs="Arial"/>
+                <w:sz w:val="20"/>
+                <w:szCs w:val="20"/>
+              </w:rPr>
+            </w:pPr>
+            <w:r>
+              <w:rPr>
+                <w:rFonts w:ascii="Arial" w:hAnsi="Arial" w:cs="Arial"/>
+                <w:sz w:val="20"/>
+                <w:szCs w:val="20"/>
+              </w:rPr>
+              <w:t>Retorna el número total de elementos almacenados (longitud).</w:t>
+            </w:r>
+          </w:p>
+        </w:tc>
+        <w:tc>
+          <w:tcPr>
+            <w:tcW w:w="0" w:type="auto"/>
+            <w:hideMark/>
+          </w:tcPr>
+          <w:p>
+            <w:pPr>
+              <w:spacing w:after="160" w:line="259" w:lineRule="auto"/>
+              <w:rPr>
+                <w:rFonts w:ascii="Arial" w:hAnsi="Arial" w:cs="Arial"/>
+                <w:sz w:val="20"/>
+                <w:szCs w:val="20"/>
+              </w:rPr>
+            </w:pPr>
+            <w:r>
+              <w:rPr>
+                <w:rFonts w:ascii="Arial" w:hAnsi="Arial" w:cs="Arial"/>
+                <w:sz w:val="20"/>
+                <w:szCs w:val="20"/>
+              </w:rPr>
+              <w:t xml:space="preserve">n = </w:t>
+            </w:r>
+            <w:proofErr w:type="spellStart"/>
+            <w:proofErr w:type="gramStart"/>
+            <w:r>
+              <w:rPr>
+                <w:rFonts w:ascii="Arial" w:hAnsi="Arial" w:cs="Arial"/>
+                <w:sz w:val="20"/>
+                <w:szCs w:val="20"/>
+              </w:rPr>
+              <w:t>L.size</w:t>
+            </w:r>
+            <w:proofErr w:type="spellEnd"/>
+            <w:proofErr w:type="gramEnd"/>
+            <w:r>
+              <w:rPr>
+                <w:rFonts w:ascii="Arial" w:hAnsi="Arial" w:cs="Arial"/>
+                <w:sz w:val="20"/>
+                <w:szCs w:val="20"/>
+              </w:rPr>
+              <w:t>();</w:t>
+            </w:r>
+          </w:p>
+        </w:tc>
+      </w:tr>
+      <w:tr>
+        <w:tc>
+          <w:tcPr>
+            <w:tcW w:w="0" w:type="auto"/>
+            <w:hideMark/>
+          </w:tcPr>
+          <w:p>
+            <w:pPr>
+              <w:spacing w:after="160" w:line="259" w:lineRule="auto"/>
+              <w:rPr>
+                <w:rFonts w:ascii="Arial" w:hAnsi="Arial" w:cs="Arial"/>
+                <w:sz w:val="20"/>
+                <w:szCs w:val="20"/>
+              </w:rPr>
+            </w:pPr>
+            <w:proofErr w:type="spellStart"/>
+            <w:r>
+              <w:rPr>
+                <w:rFonts w:ascii="Arial" w:hAnsi="Arial" w:cs="Arial"/>
+                <w:sz w:val="20"/>
+                <w:szCs w:val="20"/>
+              </w:rPr>
+              <w:t>isEmpty</w:t>
+            </w:r>
+            <w:proofErr w:type="spellEnd"/>
+          </w:p>
+        </w:tc>
+        <w:tc>
+          <w:tcPr>
+            <w:tcW w:w="0" w:type="auto"/>
+            <w:hideMark/>
+          </w:tcPr>
+          <w:p>
+            <w:pPr>
+              <w:spacing w:after="160" w:line="259" w:lineRule="auto"/>
+              <w:rPr>
+                <w:rFonts w:ascii="Arial" w:hAnsi="Arial" w:cs="Arial"/>
+                <w:sz w:val="20"/>
+                <w:szCs w:val="20"/>
+              </w:rPr>
+            </w:pPr>
+            <w:r>
+              <w:rPr>
+                <w:rFonts w:ascii="Arial" w:hAnsi="Arial" w:cs="Arial"/>
+                <w:sz w:val="20"/>
+                <w:szCs w:val="20"/>
+              </w:rPr>
+              <w:t>Retorna verdadero si la lista es el conjunto vacío ($\</w:t>
+            </w:r>
+            <w:proofErr w:type="spellStart"/>
+            <w:r>
+              <w:rPr>
+                <w:rFonts w:ascii="Arial" w:hAnsi="Arial" w:cs="Arial"/>
+                <w:sz w:val="20"/>
+                <w:szCs w:val="20"/>
+              </w:rPr>
+              <w:t>emptyset</w:t>
+            </w:r>
+            <w:proofErr w:type="spellEnd"/>
+            <w:r>
+              <w:rPr>
+                <w:rFonts w:ascii="Arial" w:hAnsi="Arial" w:cs="Arial"/>
+                <w:sz w:val="20"/>
+                <w:szCs w:val="20"/>
+              </w:rPr>
+              <w:t>$).</w:t>
+            </w:r>
+          </w:p>
+        </w:tc>
+        <w:tc>
+          <w:tcPr>
+            <w:tcW w:w="0" w:type="auto"/>
+            <w:hideMark/>
+          </w:tcPr>
+          <w:p>
+            <w:pPr>
+              <w:spacing w:after="160" w:line="259" w:lineRule="auto"/>
+              <w:rPr>
+                <w:rFonts w:ascii="Arial" w:hAnsi="Arial" w:cs="Arial"/>
+                <w:sz w:val="20"/>
+                <w:szCs w:val="20"/>
+              </w:rPr>
+            </w:pPr>
+            <w:proofErr w:type="spellStart"/>
+            <w:r>
+              <w:rPr>
+                <w:rFonts w:ascii="Arial" w:hAnsi="Arial" w:cs="Arial"/>
+                <w:sz w:val="20"/>
+                <w:szCs w:val="20"/>
+              </w:rPr>
+              <w:t>L.</w:t>
+            </w:r>
+            <w:proofErr w:type="gramStart"/>
+            <w:r>
+              <w:rPr>
+                <w:rFonts w:ascii="Arial" w:hAnsi="Arial" w:cs="Arial"/>
+                <w:sz w:val="20"/>
+                <w:szCs w:val="20"/>
+              </w:rPr>
+              <w:t>isEmpty</w:t>
+            </w:r>
+            <w:proofErr w:type="spellEnd"/>
+            <w:r>
+              <w:rPr>
+                <w:rFonts w:ascii="Arial" w:hAnsi="Arial" w:cs="Arial"/>
+                <w:sz w:val="20"/>
+                <w:szCs w:val="20"/>
+              </w:rPr>
+              <w:t>(</w:t>
+            </w:r>
+            <w:proofErr w:type="gramEnd"/>
+            <w:r>
+              <w:rPr>
+                <w:rFonts w:ascii="Arial" w:hAnsi="Arial" w:cs="Arial"/>
+                <w:sz w:val="20"/>
+                <w:szCs w:val="20"/>
+              </w:rPr>
+              <w:t>);</w:t>
+            </w:r>
+          </w:p>
+        </w:tc>
+      </w:tr>
+      <w:tr>
+        <w:tc>
+          <w:tcPr>
+            <w:tcW w:w="0" w:type="auto"/>
+            <w:shd w:val="clear" w:color="auto" w:fill="7F7F7F" w:themeFill="text1" w:themeFillTint="80"/>
+            <w:hideMark/>
+          </w:tcPr>
+          <w:p>
+            <w:pPr>
+              <w:rPr>
+                <w:rFonts w:ascii="Arial" w:eastAsia="Times New Roman" w:hAnsi="Arial" w:cs="Arial"/>
                 <w:b/>
                 <w:bCs/>
-                <w:sz w:val="20"/>
-                <w:szCs w:val="20"/>
-              </w:rPr>
-              <w:t>Operación</w:t>
-            </w:r>
-          </w:p>
-        </w:tc>
-        <w:tc>
-          <w:tcPr>
-            <w:tcW w:w="0" w:type="auto"/>
-            <w:shd w:val="clear" w:color="auto" w:fill="D1D1D1" w:themeFill="background2" w:themeFillShade="E6"/>
-          </w:tcPr>
-          <w:p>
-            <w:pPr>
-              <w:rPr>
-                <w:rFonts w:ascii="Arial" w:hAnsi="Arial" w:cs="Arial"/>
-                <w:sz w:val="20"/>
-                <w:szCs w:val="20"/>
-              </w:rPr>
-            </w:pPr>
-            <w:r>
-              <w:rPr>
-                <w:rFonts w:ascii="Arial" w:hAnsi="Arial" w:cs="Arial"/>
+                <w:color w:val="FFFFFF" w:themeColor="background1"/>
+                <w:sz w:val="20"/>
+                <w:szCs w:val="20"/>
+                <w:bdr w:val="none" w:sz="0" w:space="0" w:color="auto" w:frame="1"/>
+                <w:lang w:eastAsia="es-MX"/>
+                <w14:ligatures w14:val="none"/>
+              </w:rPr>
+            </w:pPr>
+            <w:r>
+              <w:rPr>
+                <w:rFonts w:ascii="Arial" w:eastAsia="Times New Roman" w:hAnsi="Arial" w:cs="Arial"/>
                 <w:b/>
                 <w:bCs/>
-                <w:sz w:val="20"/>
-                <w:szCs w:val="20"/>
-              </w:rPr>
-              <w:t>Descripción</w:t>
-            </w:r>
-          </w:p>
-        </w:tc>
-        <w:tc>
-          <w:tcPr>
-            <w:tcW w:w="0" w:type="auto"/>
-            <w:shd w:val="clear" w:color="auto" w:fill="D1D1D1" w:themeFill="background2" w:themeFillShade="E6"/>
-          </w:tcPr>
-          <w:p>
-            <w:pPr>
-              <w:rPr>
-                <w:rFonts w:ascii="Arial" w:hAnsi="Arial" w:cs="Arial"/>
-                <w:sz w:val="20"/>
-                <w:szCs w:val="20"/>
-              </w:rPr>
-            </w:pPr>
-            <w:r>
-              <w:rPr>
-                <w:rFonts w:ascii="Arial" w:hAnsi="Arial" w:cs="Arial"/>
+                <w:color w:val="FFFFFF" w:themeColor="background1"/>
+                <w:sz w:val="20"/>
+                <w:szCs w:val="20"/>
+                <w:bdr w:val="none" w:sz="0" w:space="0" w:color="auto" w:frame="1"/>
+                <w:lang w:eastAsia="es-MX"/>
+                <w14:ligatures w14:val="none"/>
+              </w:rPr>
+              <w:t>AXIOMA</w:t>
+            </w:r>
+          </w:p>
+          <w:p>
+            <w:pPr>
+              <w:rPr>
+                <w:rFonts w:ascii="Arial" w:eastAsia="Times New Roman" w:hAnsi="Arial" w:cs="Arial"/>
                 <w:b/>
                 <w:bCs/>
-                <w:sz w:val="20"/>
-                <w:szCs w:val="20"/>
-              </w:rPr>
-              <w:t>Ejemplo</w:t>
+                <w:color w:val="FFFFFF" w:themeColor="background1"/>
+                <w:sz w:val="20"/>
+                <w:szCs w:val="20"/>
+                <w:lang w:eastAsia="es-MX"/>
+                <w14:ligatures w14:val="none"/>
+              </w:rPr>
+            </w:pPr>
+          </w:p>
+        </w:tc>
+        <w:tc>
+          <w:tcPr>
+            <w:tcW w:w="0" w:type="auto"/>
+            <w:shd w:val="clear" w:color="auto" w:fill="7F7F7F" w:themeFill="text1" w:themeFillTint="80"/>
+            <w:hideMark/>
+          </w:tcPr>
+          <w:p>
+            <w:pPr>
+              <w:rPr>
+                <w:rFonts w:ascii="Arial" w:eastAsia="Times New Roman" w:hAnsi="Arial" w:cs="Arial"/>
+                <w:b/>
+                <w:bCs/>
+                <w:color w:val="FFFFFF" w:themeColor="background1"/>
+                <w:sz w:val="20"/>
+                <w:szCs w:val="20"/>
+                <w:lang w:eastAsia="es-MX"/>
+                <w14:ligatures w14:val="none"/>
+              </w:rPr>
+            </w:pPr>
+            <w:r>
+              <w:rPr>
+                <w:rFonts w:ascii="Arial" w:eastAsia="Times New Roman" w:hAnsi="Arial" w:cs="Arial"/>
+                <w:b/>
+                <w:bCs/>
+                <w:color w:val="FFFFFF" w:themeColor="background1"/>
+                <w:sz w:val="20"/>
+                <w:szCs w:val="20"/>
+                <w:bdr w:val="none" w:sz="0" w:space="0" w:color="auto" w:frame="1"/>
+                <w:lang w:eastAsia="es-MX"/>
+                <w14:ligatures w14:val="none"/>
+              </w:rPr>
+              <w:t>DESCRIPCIÓN</w:t>
+            </w:r>
+          </w:p>
+        </w:tc>
+        <w:tc>
+          <w:tcPr>
+            <w:tcW w:w="0" w:type="auto"/>
+            <w:shd w:val="clear" w:color="auto" w:fill="7F7F7F" w:themeFill="text1" w:themeFillTint="80"/>
+            <w:hideMark/>
+          </w:tcPr>
+          <w:p>
+            <w:pPr>
+              <w:rPr>
+                <w:rFonts w:ascii="Arial" w:eastAsia="Times New Roman" w:hAnsi="Arial" w:cs="Arial"/>
+                <w:b/>
+                <w:bCs/>
+                <w:color w:val="FFFFFF" w:themeColor="background1"/>
+                <w:sz w:val="20"/>
+                <w:szCs w:val="20"/>
+                <w:lang w:eastAsia="es-MX"/>
+                <w14:ligatures w14:val="none"/>
+              </w:rPr>
+            </w:pPr>
+            <w:r>
+              <w:rPr>
+                <w:rFonts w:ascii="Arial" w:eastAsia="Times New Roman" w:hAnsi="Arial" w:cs="Arial"/>
+                <w:b/>
+                <w:bCs/>
+                <w:color w:val="FFFFFF" w:themeColor="background1"/>
+                <w:sz w:val="20"/>
+                <w:szCs w:val="20"/>
+                <w:bdr w:val="none" w:sz="0" w:space="0" w:color="auto" w:frame="1"/>
+                <w:lang w:eastAsia="es-MX"/>
+                <w14:ligatures w14:val="none"/>
+              </w:rPr>
+              <w:t>REGLA FORMAL</w:t>
             </w:r>
           </w:p>
         </w:tc>
@@ -524,86 +1207,114 @@
           </w:tcPr>
           <w:p>
             <w:pPr>
-              <w:spacing w:after="160" w:line="259" w:lineRule="auto"/>
-              <w:rPr>
-                <w:rFonts w:ascii="Arial" w:hAnsi="Arial" w:cs="Arial"/>
-                <w:sz w:val="20"/>
-                <w:szCs w:val="20"/>
-              </w:rPr>
-            </w:pPr>
-            <w:r>
-              <w:rPr>
-                <w:rFonts w:ascii="Arial" w:hAnsi="Arial" w:cs="Arial"/>
-                <w:sz w:val="20"/>
-                <w:szCs w:val="20"/>
-              </w:rPr>
-              <w:t>Default</w:t>
-            </w:r>
-          </w:p>
-        </w:tc>
-        <w:tc>
-          <w:tcPr>
-            <w:tcW w:w="0" w:type="auto"/>
-            <w:hideMark/>
-          </w:tcPr>
-          <w:p>
-            <w:pPr>
-              <w:spacing w:after="160" w:line="259" w:lineRule="auto"/>
-              <w:rPr>
-                <w:rFonts w:ascii="Arial" w:hAnsi="Arial" w:cs="Arial"/>
-                <w:sz w:val="20"/>
-                <w:szCs w:val="20"/>
-              </w:rPr>
-            </w:pPr>
-            <w:r>
-              <w:rPr>
-                <w:rFonts w:ascii="Arial" w:hAnsi="Arial" w:cs="Arial"/>
-                <w:sz w:val="20"/>
-                <w:szCs w:val="20"/>
-              </w:rPr>
-              <w:t>Crea una nueva Lista completamente vacía.</w:t>
-            </w:r>
-          </w:p>
-        </w:tc>
-        <w:tc>
-          <w:tcPr>
-            <w:tcW w:w="0" w:type="auto"/>
-            <w:hideMark/>
-          </w:tcPr>
-          <w:p>
-            <w:pPr>
-              <w:spacing w:after="160" w:line="259" w:lineRule="auto"/>
-              <w:rPr>
-                <w:rFonts w:ascii="Arial" w:hAnsi="Arial" w:cs="Arial"/>
-                <w:sz w:val="20"/>
-                <w:szCs w:val="20"/>
-              </w:rPr>
-            </w:pPr>
-            <w:r>
-              <w:rPr>
-                <w:rFonts w:ascii="Arial" w:hAnsi="Arial" w:cs="Arial"/>
-                <w:sz w:val="20"/>
-                <w:szCs w:val="20"/>
-              </w:rPr>
-              <w:t xml:space="preserve">Lista L; o new </w:t>
-            </w:r>
+              <w:rPr>
+                <w:rFonts w:ascii="Arial" w:eastAsia="Times New Roman" w:hAnsi="Arial" w:cs="Arial"/>
+                <w:color w:val="1F1F1F"/>
+                <w:sz w:val="20"/>
+                <w:szCs w:val="20"/>
+                <w:lang w:eastAsia="es-MX"/>
+                <w14:ligatures w14:val="none"/>
+              </w:rPr>
+            </w:pPr>
+            <w:r>
+              <w:rPr>
+                <w:rFonts w:ascii="Arial" w:eastAsia="Times New Roman" w:hAnsi="Arial" w:cs="Arial"/>
+                <w:color w:val="1F1F1F"/>
+                <w:sz w:val="20"/>
+                <w:szCs w:val="20"/>
+                <w:bdr w:val="none" w:sz="0" w:space="0" w:color="auto" w:frame="1"/>
+                <w:lang w:eastAsia="es-MX"/>
+                <w14:ligatures w14:val="none"/>
+              </w:rPr>
+              <w:t>Vacuidad</w:t>
+            </w:r>
+          </w:p>
+        </w:tc>
+        <w:tc>
+          <w:tcPr>
+            <w:tcW w:w="0" w:type="auto"/>
+            <w:hideMark/>
+          </w:tcPr>
+          <w:p>
+            <w:pPr>
+              <w:rPr>
+                <w:rFonts w:ascii="Arial" w:eastAsia="Times New Roman" w:hAnsi="Arial" w:cs="Arial"/>
+                <w:color w:val="1F1F1F"/>
+                <w:sz w:val="20"/>
+                <w:szCs w:val="20"/>
+                <w:lang w:eastAsia="es-MX"/>
+                <w14:ligatures w14:val="none"/>
+              </w:rPr>
+            </w:pPr>
+            <w:r>
+              <w:rPr>
+                <w:rFonts w:ascii="Arial" w:eastAsia="Times New Roman" w:hAnsi="Arial" w:cs="Arial"/>
+                <w:color w:val="1F1F1F"/>
+                <w:sz w:val="20"/>
+                <w:szCs w:val="20"/>
+                <w:bdr w:val="none" w:sz="0" w:space="0" w:color="auto" w:frame="1"/>
+                <w:lang w:eastAsia="es-MX"/>
+                <w14:ligatures w14:val="none"/>
+              </w:rPr>
+              <w:t>Una lista recién creada mediante el constructor por defecto está estrictamente vacía.</w:t>
+            </w:r>
+          </w:p>
+        </w:tc>
+        <w:tc>
+          <w:tcPr>
+            <w:tcW w:w="0" w:type="auto"/>
+            <w:hideMark/>
+          </w:tcPr>
+          <w:p>
+            <w:pPr>
+              <w:rPr>
+                <w:rFonts w:ascii="Arial" w:eastAsia="Times New Roman" w:hAnsi="Arial" w:cs="Arial"/>
+                <w:color w:val="1F1F1F"/>
+                <w:sz w:val="20"/>
+                <w:szCs w:val="20"/>
+                <w:lang w:eastAsia="es-MX"/>
+                <w14:ligatures w14:val="none"/>
+              </w:rPr>
+            </w:pPr>
+            <w:proofErr w:type="spellStart"/>
             <w:proofErr w:type="gramStart"/>
             <w:r>
               <w:rPr>
-                <w:rFonts w:ascii="Arial" w:hAnsi="Arial" w:cs="Arial"/>
-                <w:sz w:val="20"/>
-                <w:szCs w:val="20"/>
-              </w:rPr>
-              <w:t>Lista(</w:t>
+                <w:rFonts w:ascii="Arial" w:eastAsia="Times New Roman" w:hAnsi="Arial" w:cs="Arial"/>
+                <w:color w:val="1F1F1F"/>
+                <w:sz w:val="20"/>
+                <w:szCs w:val="20"/>
+                <w:bdr w:val="none" w:sz="0" w:space="0" w:color="auto" w:frame="1"/>
+                <w:lang w:eastAsia="es-MX"/>
+                <w14:ligatures w14:val="none"/>
+              </w:rPr>
+              <w:t>isEmpty</w:t>
+            </w:r>
+            <w:proofErr w:type="spellEnd"/>
+            <w:r>
+              <w:rPr>
+                <w:rFonts w:ascii="Arial" w:eastAsia="Times New Roman" w:hAnsi="Arial" w:cs="Arial"/>
+                <w:color w:val="1F1F1F"/>
+                <w:sz w:val="20"/>
+                <w:szCs w:val="20"/>
+                <w:bdr w:val="none" w:sz="0" w:space="0" w:color="auto" w:frame="1"/>
+                <w:lang w:eastAsia="es-MX"/>
+                <w14:ligatures w14:val="none"/>
+              </w:rPr>
+              <w:t>(Default(</w:t>
             </w:r>
             <w:proofErr w:type="gramEnd"/>
             <w:r>
               <w:rPr>
-                <w:rFonts w:ascii="Arial" w:hAnsi="Arial" w:cs="Arial"/>
-                <w:sz w:val="20"/>
-                <w:szCs w:val="20"/>
-              </w:rPr>
-              <w:t>);</w:t>
+                <w:rFonts w:ascii="Arial" w:eastAsia="Times New Roman" w:hAnsi="Arial" w:cs="Arial"/>
+                <w:color w:val="1F1F1F"/>
+                <w:sz w:val="20"/>
+                <w:szCs w:val="20"/>
+                <w:bdr w:val="none" w:sz="0" w:space="0" w:color="auto" w:frame="1"/>
+                <w:lang w:eastAsia="es-MX"/>
+                <w14:ligatures w14:val="none"/>
+              </w:rPr>
+              <w:t>)) = true</w:t>
             </w:r>
           </w:p>
         </w:tc>
@@ -616,70 +1327,114 @@
           </w:tcPr>
           <w:p>
             <w:pPr>
-              <w:spacing w:after="160" w:line="259" w:lineRule="auto"/>
-              <w:rPr>
-                <w:rFonts w:ascii="Arial" w:hAnsi="Arial" w:cs="Arial"/>
-                <w:sz w:val="20"/>
-                <w:szCs w:val="20"/>
+              <w:rPr>
+                <w:rFonts w:ascii="Arial" w:eastAsia="Times New Roman" w:hAnsi="Arial" w:cs="Arial"/>
+                <w:color w:val="1F1F1F"/>
+                <w:sz w:val="20"/>
+                <w:szCs w:val="20"/>
+                <w:lang w:eastAsia="es-MX"/>
+                <w14:ligatures w14:val="none"/>
+              </w:rPr>
+            </w:pPr>
+            <w:r>
+              <w:rPr>
+                <w:rFonts w:ascii="Arial" w:eastAsia="Times New Roman" w:hAnsi="Arial" w:cs="Arial"/>
+                <w:color w:val="1F1F1F"/>
+                <w:sz w:val="20"/>
+                <w:szCs w:val="20"/>
+                <w:bdr w:val="none" w:sz="0" w:space="0" w:color="auto" w:frame="1"/>
+                <w:lang w:eastAsia="es-MX"/>
+                <w14:ligatures w14:val="none"/>
+              </w:rPr>
+              <w:t>Tamaño Inicial</w:t>
+            </w:r>
+          </w:p>
+        </w:tc>
+        <w:tc>
+          <w:tcPr>
+            <w:tcW w:w="0" w:type="auto"/>
+            <w:hideMark/>
+          </w:tcPr>
+          <w:p>
+            <w:pPr>
+              <w:rPr>
+                <w:rFonts w:ascii="Arial" w:eastAsia="Times New Roman" w:hAnsi="Arial" w:cs="Arial"/>
+                <w:color w:val="1F1F1F"/>
+                <w:sz w:val="20"/>
+                <w:szCs w:val="20"/>
+                <w:lang w:eastAsia="es-MX"/>
+                <w14:ligatures w14:val="none"/>
+              </w:rPr>
+            </w:pPr>
+            <w:r>
+              <w:rPr>
+                <w:rFonts w:ascii="Arial" w:eastAsia="Times New Roman" w:hAnsi="Arial" w:cs="Arial"/>
+                <w:color w:val="1F1F1F"/>
+                <w:sz w:val="20"/>
+                <w:szCs w:val="20"/>
+                <w:bdr w:val="none" w:sz="0" w:space="0" w:color="auto" w:frame="1"/>
+                <w:lang w:eastAsia="es-MX"/>
+                <w14:ligatures w14:val="none"/>
+              </w:rPr>
+              <w:t>La longitud de una lista recién creada es exactamente cero.</w:t>
+            </w:r>
+          </w:p>
+        </w:tc>
+        <w:tc>
+          <w:tcPr>
+            <w:tcW w:w="0" w:type="auto"/>
+            <w:hideMark/>
+          </w:tcPr>
+          <w:p>
+            <w:pPr>
+              <w:rPr>
+                <w:rFonts w:ascii="Arial" w:eastAsia="Times New Roman" w:hAnsi="Arial" w:cs="Arial"/>
+                <w:color w:val="1F1F1F"/>
+                <w:sz w:val="20"/>
+                <w:szCs w:val="20"/>
+                <w:lang w:eastAsia="es-MX"/>
+                <w14:ligatures w14:val="none"/>
               </w:rPr>
             </w:pPr>
             <w:proofErr w:type="spellStart"/>
-            <w:r>
-              <w:rPr>
-                <w:rFonts w:ascii="Arial" w:hAnsi="Arial" w:cs="Arial"/>
-                <w:sz w:val="20"/>
-                <w:szCs w:val="20"/>
-              </w:rPr>
-              <w:t>Copy</w:t>
+            <w:proofErr w:type="gramStart"/>
+            <w:r>
+              <w:rPr>
+                <w:rFonts w:ascii="Arial" w:eastAsia="Times New Roman" w:hAnsi="Arial" w:cs="Arial"/>
+                <w:color w:val="1F1F1F"/>
+                <w:sz w:val="20"/>
+                <w:szCs w:val="20"/>
+                <w:bdr w:val="none" w:sz="0" w:space="0" w:color="auto" w:frame="1"/>
+                <w:lang w:eastAsia="es-MX"/>
+                <w14:ligatures w14:val="none"/>
+              </w:rPr>
+              <w:t>size</w:t>
             </w:r>
             <w:proofErr w:type="spellEnd"/>
-          </w:p>
-        </w:tc>
-        <w:tc>
-          <w:tcPr>
-            <w:tcW w:w="0" w:type="auto"/>
-            <w:hideMark/>
-          </w:tcPr>
-          <w:p>
-            <w:pPr>
-              <w:spacing w:after="160" w:line="259" w:lineRule="auto"/>
-              <w:rPr>
-                <w:rFonts w:ascii="Arial" w:hAnsi="Arial" w:cs="Arial"/>
-                <w:sz w:val="20"/>
-                <w:szCs w:val="20"/>
-              </w:rPr>
-            </w:pPr>
-            <w:r>
-              <w:rPr>
-                <w:rFonts w:ascii="Arial" w:hAnsi="Arial" w:cs="Arial"/>
-                <w:sz w:val="20"/>
-                <w:szCs w:val="20"/>
-              </w:rPr>
-              <w:t>Crea una nueva Lista haciendo una copia exacta de otra existente.</w:t>
-            </w:r>
-          </w:p>
-        </w:tc>
-        <w:tc>
-          <w:tcPr>
-            <w:tcW w:w="0" w:type="auto"/>
-            <w:hideMark/>
-          </w:tcPr>
-          <w:p>
-            <w:pPr>
-              <w:spacing w:after="160" w:line="259" w:lineRule="auto"/>
-              <w:rPr>
-                <w:rFonts w:ascii="Arial" w:hAnsi="Arial" w:cs="Arial"/>
-                <w:sz w:val="20"/>
-                <w:szCs w:val="20"/>
-              </w:rPr>
-            </w:pPr>
-            <w:r>
-              <w:rPr>
-                <w:rFonts w:ascii="Arial" w:hAnsi="Arial" w:cs="Arial"/>
-                <w:sz w:val="20"/>
-                <w:szCs w:val="20"/>
-              </w:rPr>
-              <w:t>Lista L1(L2);</w:t>
+            <w:r>
+              <w:rPr>
+                <w:rFonts w:ascii="Arial" w:eastAsia="Times New Roman" w:hAnsi="Arial" w:cs="Arial"/>
+                <w:color w:val="1F1F1F"/>
+                <w:sz w:val="20"/>
+                <w:szCs w:val="20"/>
+                <w:bdr w:val="none" w:sz="0" w:space="0" w:color="auto" w:frame="1"/>
+                <w:lang w:eastAsia="es-MX"/>
+                <w14:ligatures w14:val="none"/>
+              </w:rPr>
+              <w:t>(Default(</w:t>
+            </w:r>
+            <w:proofErr w:type="gramEnd"/>
+            <w:r>
+              <w:rPr>
+                <w:rFonts w:ascii="Arial" w:eastAsia="Times New Roman" w:hAnsi="Arial" w:cs="Arial"/>
+                <w:color w:val="1F1F1F"/>
+                <w:sz w:val="20"/>
+                <w:szCs w:val="20"/>
+                <w:bdr w:val="none" w:sz="0" w:space="0" w:color="auto" w:frame="1"/>
+                <w:lang w:eastAsia="es-MX"/>
+                <w14:ligatures w14:val="none"/>
+              </w:rPr>
+              <w:t>)) = 0</w:t>
             </w:r>
           </w:p>
         </w:tc>
@@ -692,88 +1447,126 @@
           </w:tcPr>
           <w:p>
             <w:pPr>
-              <w:spacing w:after="160" w:line="259" w:lineRule="auto"/>
-              <w:rPr>
-                <w:rFonts w:ascii="Arial" w:hAnsi="Arial" w:cs="Arial"/>
-                <w:sz w:val="20"/>
-                <w:szCs w:val="20"/>
-              </w:rPr>
-            </w:pPr>
+              <w:rPr>
+                <w:rFonts w:ascii="Arial" w:eastAsia="Times New Roman" w:hAnsi="Arial" w:cs="Arial"/>
+                <w:color w:val="1F1F1F"/>
+                <w:sz w:val="20"/>
+                <w:szCs w:val="20"/>
+                <w:lang w:eastAsia="es-MX"/>
+                <w14:ligatures w14:val="none"/>
+              </w:rPr>
+            </w:pPr>
+            <w:r>
+              <w:rPr>
+                <w:rFonts w:ascii="Arial" w:eastAsia="Times New Roman" w:hAnsi="Arial" w:cs="Arial"/>
+                <w:color w:val="1F1F1F"/>
+                <w:sz w:val="20"/>
+                <w:szCs w:val="20"/>
+                <w:bdr w:val="none" w:sz="0" w:space="0" w:color="auto" w:frame="1"/>
+                <w:lang w:eastAsia="es-MX"/>
+                <w14:ligatures w14:val="none"/>
+              </w:rPr>
+              <w:t>Crecimiento</w:t>
+            </w:r>
+          </w:p>
+        </w:tc>
+        <w:tc>
+          <w:tcPr>
+            <w:tcW w:w="0" w:type="auto"/>
+            <w:hideMark/>
+          </w:tcPr>
+          <w:p>
+            <w:pPr>
+              <w:rPr>
+                <w:rFonts w:ascii="Arial" w:eastAsia="Times New Roman" w:hAnsi="Arial" w:cs="Arial"/>
+                <w:color w:val="1F1F1F"/>
+                <w:sz w:val="20"/>
+                <w:szCs w:val="20"/>
+                <w:lang w:eastAsia="es-MX"/>
+                <w14:ligatures w14:val="none"/>
+              </w:rPr>
+            </w:pPr>
+            <w:r>
+              <w:rPr>
+                <w:rFonts w:ascii="Arial" w:eastAsia="Times New Roman" w:hAnsi="Arial" w:cs="Arial"/>
+                <w:color w:val="1F1F1F"/>
+                <w:sz w:val="20"/>
+                <w:szCs w:val="20"/>
+                <w:bdr w:val="none" w:sz="0" w:space="0" w:color="auto" w:frame="1"/>
+                <w:lang w:eastAsia="es-MX"/>
+                <w14:ligatures w14:val="none"/>
+              </w:rPr>
+              <w:t>Cada inserción exitosa incrementa el número total de elementos en exactamente uno.</w:t>
+            </w:r>
+          </w:p>
+        </w:tc>
+        <w:tc>
+          <w:tcPr>
+            <w:tcW w:w="0" w:type="auto"/>
+            <w:hideMark/>
+          </w:tcPr>
+          <w:p>
+            <w:pPr>
+              <w:rPr>
+                <w:rFonts w:ascii="Arial" w:eastAsia="Times New Roman" w:hAnsi="Arial" w:cs="Arial"/>
+                <w:color w:val="1F1F1F"/>
+                <w:sz w:val="20"/>
+                <w:szCs w:val="20"/>
+                <w:lang w:val="en-US" w:eastAsia="es-MX"/>
+                <w14:ligatures w14:val="none"/>
+              </w:rPr>
+            </w:pPr>
+            <w:proofErr w:type="gramStart"/>
+            <w:r>
+              <w:rPr>
+                <w:rFonts w:ascii="Arial" w:eastAsia="Times New Roman" w:hAnsi="Arial" w:cs="Arial"/>
+                <w:color w:val="1F1F1F"/>
+                <w:sz w:val="20"/>
+                <w:szCs w:val="20"/>
+                <w:bdr w:val="none" w:sz="0" w:space="0" w:color="auto" w:frame="1"/>
+                <w:lang w:val="en-US" w:eastAsia="es-MX"/>
+                <w14:ligatures w14:val="none"/>
+              </w:rPr>
+              <w:t>size(insert(</w:t>
+            </w:r>
+            <w:proofErr w:type="gramEnd"/>
+            <w:r>
+              <w:rPr>
+                <w:rFonts w:ascii="Arial" w:eastAsia="Times New Roman" w:hAnsi="Arial" w:cs="Arial"/>
+                <w:color w:val="1F1F1F"/>
+                <w:sz w:val="20"/>
+                <w:szCs w:val="20"/>
+                <w:bdr w:val="none" w:sz="0" w:space="0" w:color="auto" w:frame="1"/>
+                <w:lang w:val="en-US" w:eastAsia="es-MX"/>
+                <w14:ligatures w14:val="none"/>
+              </w:rPr>
+              <w:t xml:space="preserve">L, </w:t>
+            </w:r>
             <w:proofErr w:type="spellStart"/>
             <w:r>
               <w:rPr>
-                <w:rFonts w:ascii="Arial" w:hAnsi="Arial" w:cs="Arial"/>
-                <w:sz w:val="20"/>
-                <w:szCs w:val="20"/>
-              </w:rPr>
-              <w:t>Parameterized</w:t>
+                <w:rFonts w:ascii="Arial" w:eastAsia="Times New Roman" w:hAnsi="Arial" w:cs="Arial"/>
+                <w:color w:val="1F1F1F"/>
+                <w:sz w:val="20"/>
+                <w:szCs w:val="20"/>
+                <w:bdr w:val="none" w:sz="0" w:space="0" w:color="auto" w:frame="1"/>
+                <w:lang w:val="en-US" w:eastAsia="es-MX"/>
+                <w14:ligatures w14:val="none"/>
+              </w:rPr>
+              <w:t>i</w:t>
             </w:r>
             <w:proofErr w:type="spellEnd"/>
-          </w:p>
-        </w:tc>
-        <w:tc>
-          <w:tcPr>
-            <w:tcW w:w="0" w:type="auto"/>
-            <w:hideMark/>
-          </w:tcPr>
-          <w:p>
-            <w:pPr>
-              <w:spacing w:after="160" w:line="259" w:lineRule="auto"/>
-              <w:rPr>
-                <w:rFonts w:ascii="Arial" w:hAnsi="Arial" w:cs="Arial"/>
-                <w:sz w:val="20"/>
-                <w:szCs w:val="20"/>
-              </w:rPr>
-            </w:pPr>
-            <w:r>
-              <w:rPr>
-                <w:rFonts w:ascii="Arial" w:hAnsi="Arial" w:cs="Arial"/>
-                <w:sz w:val="20"/>
-                <w:szCs w:val="20"/>
-              </w:rPr>
-              <w:t>Crea una Lista inicializada con una capacidad base reservada o un elemento inicial.</w:t>
-            </w:r>
-          </w:p>
-        </w:tc>
-        <w:tc>
-          <w:tcPr>
-            <w:tcW w:w="0" w:type="auto"/>
-            <w:hideMark/>
-          </w:tcPr>
-          <w:p>
-            <w:pPr>
-              <w:spacing w:after="160" w:line="259" w:lineRule="auto"/>
-              <w:rPr>
-                <w:rFonts w:ascii="Arial" w:hAnsi="Arial" w:cs="Arial"/>
-                <w:sz w:val="20"/>
-                <w:szCs w:val="20"/>
-              </w:rPr>
-            </w:pPr>
-            <w:r>
-              <w:rPr>
-                <w:rFonts w:ascii="Arial" w:hAnsi="Arial" w:cs="Arial"/>
-                <w:sz w:val="20"/>
-                <w:szCs w:val="20"/>
-              </w:rPr>
-              <w:t xml:space="preserve">Lista </w:t>
-            </w:r>
-            <w:proofErr w:type="gramStart"/>
-            <w:r>
-              <w:rPr>
-                <w:rFonts w:ascii="Arial" w:hAnsi="Arial" w:cs="Arial"/>
-                <w:sz w:val="20"/>
-                <w:szCs w:val="20"/>
-              </w:rPr>
-              <w:t>L(</w:t>
-            </w:r>
-            <w:proofErr w:type="gramEnd"/>
-            <w:r>
-              <w:rPr>
-                <w:rFonts w:ascii="Arial" w:hAnsi="Arial" w:cs="Arial"/>
-                <w:sz w:val="20"/>
-                <w:szCs w:val="20"/>
-              </w:rPr>
-              <w:t>10);</w:t>
+            <w:r>
+              <w:rPr>
+                <w:rFonts w:ascii="Arial" w:eastAsia="Times New Roman" w:hAnsi="Arial" w:cs="Arial"/>
+                <w:color w:val="1F1F1F"/>
+                <w:sz w:val="20"/>
+                <w:szCs w:val="20"/>
+                <w:bdr w:val="none" w:sz="0" w:space="0" w:color="auto" w:frame="1"/>
+                <w:lang w:val="en-US" w:eastAsia="es-MX"/>
+                <w14:ligatures w14:val="none"/>
+              </w:rPr>
+              <w:t>, x)) = size(L) + 1</w:t>
             </w:r>
           </w:p>
         </w:tc>
@@ -782,30 +1575,156 @@
         <w:tc>
           <w:tcPr>
             <w:tcW w:w="0" w:type="auto"/>
-            <w:gridSpan w:val="3"/>
-            <w:shd w:val="clear" w:color="auto" w:fill="ADADAD" w:themeFill="background2" w:themeFillShade="BF"/>
-            <w:hideMark/>
-          </w:tcPr>
-          <w:p>
-            <w:pPr>
-              <w:spacing w:after="160" w:line="259" w:lineRule="auto"/>
-              <w:rPr>
-                <w:rFonts w:ascii="Arial" w:hAnsi="Arial" w:cs="Arial"/>
-                <w:b/>
-                <w:bCs/>
-                <w:sz w:val="20"/>
-                <w:szCs w:val="20"/>
-              </w:rPr>
-            </w:pPr>
-            <w:r>
-              <w:rPr>
-                <w:rFonts w:ascii="Arial" w:hAnsi="Arial" w:cs="Arial"/>
-                <w:b/>
-                <w:bCs/>
-                <w:sz w:val="20"/>
-                <w:szCs w:val="20"/>
-              </w:rPr>
-              <w:t>ACCESO Y MODIFICACIÓN</w:t>
+            <w:hideMark/>
+          </w:tcPr>
+          <w:p>
+            <w:pPr>
+              <w:rPr>
+                <w:rFonts w:ascii="Arial" w:eastAsia="Times New Roman" w:hAnsi="Arial" w:cs="Arial"/>
+                <w:color w:val="1F1F1F"/>
+                <w:sz w:val="20"/>
+                <w:szCs w:val="20"/>
+                <w:lang w:eastAsia="es-MX"/>
+                <w14:ligatures w14:val="none"/>
+              </w:rPr>
+            </w:pPr>
+            <w:r>
+              <w:rPr>
+                <w:rFonts w:ascii="Arial" w:eastAsia="Times New Roman" w:hAnsi="Arial" w:cs="Arial"/>
+                <w:color w:val="1F1F1F"/>
+                <w:sz w:val="20"/>
+                <w:szCs w:val="20"/>
+                <w:bdr w:val="none" w:sz="0" w:space="0" w:color="auto" w:frame="1"/>
+                <w:lang w:eastAsia="es-MX"/>
+                <w14:ligatures w14:val="none"/>
+              </w:rPr>
+              <w:t>Identidad</w:t>
+            </w:r>
+          </w:p>
+        </w:tc>
+        <w:tc>
+          <w:tcPr>
+            <w:tcW w:w="0" w:type="auto"/>
+            <w:hideMark/>
+          </w:tcPr>
+          <w:p>
+            <w:pPr>
+              <w:rPr>
+                <w:rFonts w:ascii="Arial" w:eastAsia="Times New Roman" w:hAnsi="Arial" w:cs="Arial"/>
+                <w:color w:val="1F1F1F"/>
+                <w:sz w:val="20"/>
+                <w:szCs w:val="20"/>
+                <w:lang w:eastAsia="es-MX"/>
+                <w14:ligatures w14:val="none"/>
+              </w:rPr>
+            </w:pPr>
+            <w:r>
+              <w:rPr>
+                <w:rFonts w:ascii="Arial" w:eastAsia="Times New Roman" w:hAnsi="Arial" w:cs="Arial"/>
+                <w:color w:val="1F1F1F"/>
+                <w:sz w:val="20"/>
+                <w:szCs w:val="20"/>
+                <w:bdr w:val="none" w:sz="0" w:space="0" w:color="auto" w:frame="1"/>
+                <w:lang w:eastAsia="es-MX"/>
+                <w14:ligatures w14:val="none"/>
+              </w:rPr>
+              <w:t>Recuperar el elemento en el índice i justo después de insertarlo ahí devuelve exactamente el elemento insertado x.</w:t>
+            </w:r>
+          </w:p>
+        </w:tc>
+        <w:tc>
+          <w:tcPr>
+            <w:tcW w:w="0" w:type="auto"/>
+            <w:hideMark/>
+          </w:tcPr>
+          <w:p>
+            <w:pPr>
+              <w:rPr>
+                <w:rFonts w:ascii="Arial" w:eastAsia="Times New Roman" w:hAnsi="Arial" w:cs="Arial"/>
+                <w:color w:val="1F1F1F"/>
+                <w:sz w:val="20"/>
+                <w:szCs w:val="20"/>
+                <w:lang w:val="en-US" w:eastAsia="es-MX"/>
+                <w14:ligatures w14:val="none"/>
+              </w:rPr>
+            </w:pPr>
+            <w:proofErr w:type="gramStart"/>
+            <w:r>
+              <w:rPr>
+                <w:rFonts w:ascii="Arial" w:eastAsia="Times New Roman" w:hAnsi="Arial" w:cs="Arial"/>
+                <w:color w:val="1F1F1F"/>
+                <w:sz w:val="20"/>
+                <w:szCs w:val="20"/>
+                <w:bdr w:val="none" w:sz="0" w:space="0" w:color="auto" w:frame="1"/>
+                <w:lang w:val="en-US" w:eastAsia="es-MX"/>
+                <w14:ligatures w14:val="none"/>
+              </w:rPr>
+              <w:t>get(insert(</w:t>
+            </w:r>
+            <w:proofErr w:type="gramEnd"/>
+            <w:r>
+              <w:rPr>
+                <w:rFonts w:ascii="Arial" w:eastAsia="Times New Roman" w:hAnsi="Arial" w:cs="Arial"/>
+                <w:color w:val="1F1F1F"/>
+                <w:sz w:val="20"/>
+                <w:szCs w:val="20"/>
+                <w:bdr w:val="none" w:sz="0" w:space="0" w:color="auto" w:frame="1"/>
+                <w:lang w:val="en-US" w:eastAsia="es-MX"/>
+                <w14:ligatures w14:val="none"/>
+              </w:rPr>
+              <w:t xml:space="preserve">L, </w:t>
+            </w:r>
+            <w:proofErr w:type="spellStart"/>
+            <w:r>
+              <w:rPr>
+                <w:rFonts w:ascii="Arial" w:eastAsia="Times New Roman" w:hAnsi="Arial" w:cs="Arial"/>
+                <w:color w:val="1F1F1F"/>
+                <w:sz w:val="20"/>
+                <w:szCs w:val="20"/>
+                <w:bdr w:val="none" w:sz="0" w:space="0" w:color="auto" w:frame="1"/>
+                <w:lang w:val="en-US" w:eastAsia="es-MX"/>
+                <w14:ligatures w14:val="none"/>
+              </w:rPr>
+              <w:t>i</w:t>
+            </w:r>
+            <w:proofErr w:type="spellEnd"/>
+            <w:r>
+              <w:rPr>
+                <w:rFonts w:ascii="Arial" w:eastAsia="Times New Roman" w:hAnsi="Arial" w:cs="Arial"/>
+                <w:color w:val="1F1F1F"/>
+                <w:sz w:val="20"/>
+                <w:szCs w:val="20"/>
+                <w:bdr w:val="none" w:sz="0" w:space="0" w:color="auto" w:frame="1"/>
+                <w:lang w:val="en-US" w:eastAsia="es-MX"/>
+                <w14:ligatures w14:val="none"/>
+              </w:rPr>
+              <w:t xml:space="preserve">, x), </w:t>
+            </w:r>
+            <w:proofErr w:type="spellStart"/>
+            <w:r>
+              <w:rPr>
+                <w:rFonts w:ascii="Arial" w:eastAsia="Times New Roman" w:hAnsi="Arial" w:cs="Arial"/>
+                <w:color w:val="1F1F1F"/>
+                <w:sz w:val="20"/>
+                <w:szCs w:val="20"/>
+                <w:bdr w:val="none" w:sz="0" w:space="0" w:color="auto" w:frame="1"/>
+                <w:lang w:val="en-US" w:eastAsia="es-MX"/>
+                <w14:ligatures w14:val="none"/>
+              </w:rPr>
+              <w:t>i</w:t>
+            </w:r>
+            <w:proofErr w:type="spellEnd"/>
+            <w:r>
+              <w:rPr>
+                <w:rFonts w:ascii="Arial" w:eastAsia="Times New Roman" w:hAnsi="Arial" w:cs="Arial"/>
+                <w:color w:val="1F1F1F"/>
+                <w:sz w:val="20"/>
+                <w:szCs w:val="20"/>
+                <w:bdr w:val="none" w:sz="0" w:space="0" w:color="auto" w:frame="1"/>
+                <w:lang w:val="en-US" w:eastAsia="es-MX"/>
+                <w14:ligatures w14:val="none"/>
+              </w:rPr>
+              <w:t>) = x</w:t>
             </w:r>
           </w:p>
         </w:tc>
@@ -814,76 +1733,171 @@
         <w:tc>
           <w:tcPr>
             <w:tcW w:w="0" w:type="auto"/>
-            <w:shd w:val="clear" w:color="auto" w:fill="D1D1D1" w:themeFill="background2" w:themeFillShade="E6"/>
-          </w:tcPr>
-          <w:p>
-            <w:pPr>
-              <w:rPr>
-                <w:rFonts w:ascii="Arial" w:hAnsi="Arial" w:cs="Arial"/>
-                <w:sz w:val="20"/>
-                <w:szCs w:val="20"/>
-              </w:rPr>
-            </w:pPr>
-            <w:r>
-              <w:rPr>
-                <w:rFonts w:ascii="Arial" w:hAnsi="Arial" w:cs="Arial"/>
-                <w:b/>
-                <w:bCs/>
-                <w:sz w:val="20"/>
-                <w:szCs w:val="20"/>
-              </w:rPr>
-              <w:t>Operación</w:t>
-            </w:r>
-          </w:p>
-        </w:tc>
-        <w:tc>
-          <w:tcPr>
-            <w:tcW w:w="0" w:type="auto"/>
-            <w:shd w:val="clear" w:color="auto" w:fill="D1D1D1" w:themeFill="background2" w:themeFillShade="E6"/>
-          </w:tcPr>
-          <w:p>
-            <w:pPr>
-              <w:rPr>
-                <w:rFonts w:ascii="Arial" w:hAnsi="Arial" w:cs="Arial"/>
-                <w:sz w:val="20"/>
-                <w:szCs w:val="20"/>
-              </w:rPr>
-            </w:pPr>
-            <w:r>
-              <w:rPr>
-                <w:rFonts w:ascii="Arial" w:hAnsi="Arial" w:cs="Arial"/>
-                <w:b/>
-                <w:bCs/>
-                <w:sz w:val="20"/>
-                <w:szCs w:val="20"/>
-              </w:rPr>
-              <w:t>Descripción</w:t>
-            </w:r>
-          </w:p>
-        </w:tc>
-        <w:tc>
-          <w:tcPr>
-            <w:tcW w:w="0" w:type="auto"/>
-            <w:shd w:val="clear" w:color="auto" w:fill="D1D1D1" w:themeFill="background2" w:themeFillShade="E6"/>
-          </w:tcPr>
-          <w:p>
-            <w:pPr>
-              <w:rPr>
-                <w:rFonts w:ascii="Arial" w:hAnsi="Arial" w:cs="Arial"/>
-                <w:sz w:val="20"/>
-                <w:szCs w:val="20"/>
-              </w:rPr>
-            </w:pPr>
-            <w:r>
-              <w:rPr>
-                <w:rFonts w:ascii="Arial" w:hAnsi="Arial" w:cs="Arial"/>
-                <w:b/>
-                <w:bCs/>
-                <w:sz w:val="20"/>
-                <w:szCs w:val="20"/>
-              </w:rPr>
-              <w:t>Ejemplo</w:t>
-            </w:r>
+            <w:hideMark/>
+          </w:tcPr>
+          <w:p>
+            <w:pPr>
+              <w:rPr>
+                <w:rFonts w:ascii="Arial" w:eastAsia="Times New Roman" w:hAnsi="Arial" w:cs="Arial"/>
+                <w:color w:val="1F1F1F"/>
+                <w:sz w:val="20"/>
+                <w:szCs w:val="20"/>
+                <w:lang w:eastAsia="es-MX"/>
+                <w14:ligatures w14:val="none"/>
+              </w:rPr>
+            </w:pPr>
+            <w:r>
+              <w:rPr>
+                <w:rFonts w:ascii="Arial" w:eastAsia="Times New Roman" w:hAnsi="Arial" w:cs="Arial"/>
+                <w:color w:val="1F1F1F"/>
+                <w:sz w:val="20"/>
+                <w:szCs w:val="20"/>
+                <w:bdr w:val="none" w:sz="0" w:space="0" w:color="auto" w:frame="1"/>
+                <w:lang w:eastAsia="es-MX"/>
+                <w14:ligatures w14:val="none"/>
+              </w:rPr>
+              <w:t>Invariancia Izquierda</w:t>
+            </w:r>
+          </w:p>
+        </w:tc>
+        <w:tc>
+          <w:tcPr>
+            <w:tcW w:w="0" w:type="auto"/>
+            <w:hideMark/>
+          </w:tcPr>
+          <w:p>
+            <w:pPr>
+              <w:rPr>
+                <w:rFonts w:ascii="Arial" w:eastAsia="Times New Roman" w:hAnsi="Arial" w:cs="Arial"/>
+                <w:color w:val="1F1F1F"/>
+                <w:sz w:val="20"/>
+                <w:szCs w:val="20"/>
+                <w:lang w:eastAsia="es-MX"/>
+                <w14:ligatures w14:val="none"/>
+              </w:rPr>
+            </w:pPr>
+            <w:r>
+              <w:rPr>
+                <w:rFonts w:ascii="Arial" w:eastAsia="Times New Roman" w:hAnsi="Arial" w:cs="Arial"/>
+                <w:color w:val="1F1F1F"/>
+                <w:sz w:val="20"/>
+                <w:szCs w:val="20"/>
+                <w:bdr w:val="none" w:sz="0" w:space="0" w:color="auto" w:frame="1"/>
+                <w:lang w:eastAsia="es-MX"/>
+                <w14:ligatures w14:val="none"/>
+              </w:rPr>
+              <w:t>Los elementos ubicados antes del índice de inserción i permanecen completamente inalterados y en sus posiciones originales.</w:t>
+            </w:r>
+          </w:p>
+        </w:tc>
+        <w:tc>
+          <w:tcPr>
+            <w:tcW w:w="0" w:type="auto"/>
+            <w:hideMark/>
+          </w:tcPr>
+          <w:p>
+            <w:pPr>
+              <w:rPr>
+                <w:rFonts w:ascii="Arial" w:eastAsia="Times New Roman" w:hAnsi="Arial" w:cs="Arial"/>
+                <w:color w:val="1F1F1F"/>
+                <w:sz w:val="20"/>
+                <w:szCs w:val="20"/>
+                <w:lang w:val="en-US" w:eastAsia="es-MX"/>
+                <w14:ligatures w14:val="none"/>
+              </w:rPr>
+            </w:pPr>
+            <w:proofErr w:type="gramStart"/>
+            <w:r>
+              <w:rPr>
+                <w:rFonts w:ascii="Arial" w:eastAsia="Times New Roman" w:hAnsi="Arial" w:cs="Arial"/>
+                <w:color w:val="1F1F1F"/>
+                <w:sz w:val="20"/>
+                <w:szCs w:val="20"/>
+                <w:bdr w:val="none" w:sz="0" w:space="0" w:color="auto" w:frame="1"/>
+                <w:lang w:val="en-US" w:eastAsia="es-MX"/>
+                <w14:ligatures w14:val="none"/>
+              </w:rPr>
+              <w:t>get(insert(</w:t>
+            </w:r>
+            <w:proofErr w:type="gramEnd"/>
+            <w:r>
+              <w:rPr>
+                <w:rFonts w:ascii="Arial" w:eastAsia="Times New Roman" w:hAnsi="Arial" w:cs="Arial"/>
+                <w:color w:val="1F1F1F"/>
+                <w:sz w:val="20"/>
+                <w:szCs w:val="20"/>
+                <w:bdr w:val="none" w:sz="0" w:space="0" w:color="auto" w:frame="1"/>
+                <w:lang w:val="en-US" w:eastAsia="es-MX"/>
+                <w14:ligatures w14:val="none"/>
+              </w:rPr>
+              <w:t xml:space="preserve">L, </w:t>
+            </w:r>
+            <w:proofErr w:type="spellStart"/>
+            <w:r>
+              <w:rPr>
+                <w:rFonts w:ascii="Arial" w:eastAsia="Times New Roman" w:hAnsi="Arial" w:cs="Arial"/>
+                <w:color w:val="1F1F1F"/>
+                <w:sz w:val="20"/>
+                <w:szCs w:val="20"/>
+                <w:bdr w:val="none" w:sz="0" w:space="0" w:color="auto" w:frame="1"/>
+                <w:lang w:val="en-US" w:eastAsia="es-MX"/>
+                <w14:ligatures w14:val="none"/>
+              </w:rPr>
+              <w:t>i</w:t>
+            </w:r>
+            <w:proofErr w:type="spellEnd"/>
+            <w:r>
+              <w:rPr>
+                <w:rFonts w:ascii="Arial" w:eastAsia="Times New Roman" w:hAnsi="Arial" w:cs="Arial"/>
+                <w:color w:val="1F1F1F"/>
+                <w:sz w:val="20"/>
+                <w:szCs w:val="20"/>
+                <w:bdr w:val="none" w:sz="0" w:space="0" w:color="auto" w:frame="1"/>
+                <w:lang w:val="en-US" w:eastAsia="es-MX"/>
+                <w14:ligatures w14:val="none"/>
+              </w:rPr>
+              <w:t xml:space="preserve">, x), k) = </w:t>
+            </w:r>
+            <w:proofErr w:type="gramStart"/>
+            <w:r>
+              <w:rPr>
+                <w:rFonts w:ascii="Arial" w:eastAsia="Times New Roman" w:hAnsi="Arial" w:cs="Arial"/>
+                <w:color w:val="1F1F1F"/>
+                <w:sz w:val="20"/>
+                <w:szCs w:val="20"/>
+                <w:bdr w:val="none" w:sz="0" w:space="0" w:color="auto" w:frame="1"/>
+                <w:lang w:val="en-US" w:eastAsia="es-MX"/>
+                <w14:ligatures w14:val="none"/>
+              </w:rPr>
+              <w:t>get(</w:t>
+            </w:r>
+            <w:proofErr w:type="gramEnd"/>
+            <w:r>
+              <w:rPr>
+                <w:rFonts w:ascii="Arial" w:eastAsia="Times New Roman" w:hAnsi="Arial" w:cs="Arial"/>
+                <w:color w:val="1F1F1F"/>
+                <w:sz w:val="20"/>
+                <w:szCs w:val="20"/>
+                <w:bdr w:val="none" w:sz="0" w:space="0" w:color="auto" w:frame="1"/>
+                <w:lang w:val="en-US" w:eastAsia="es-MX"/>
+                <w14:ligatures w14:val="none"/>
+              </w:rPr>
+              <w:t xml:space="preserve">L, k) para k &lt; </w:t>
+            </w:r>
+            <w:proofErr w:type="spellStart"/>
+            <w:r>
+              <w:rPr>
+                <w:rFonts w:ascii="Arial" w:eastAsia="Times New Roman" w:hAnsi="Arial" w:cs="Arial"/>
+                <w:color w:val="1F1F1F"/>
+                <w:sz w:val="20"/>
+                <w:szCs w:val="20"/>
+                <w:bdr w:val="none" w:sz="0" w:space="0" w:color="auto" w:frame="1"/>
+                <w:lang w:val="en-US" w:eastAsia="es-MX"/>
+                <w14:ligatures w14:val="none"/>
+              </w:rPr>
+              <w:t>i</w:t>
+            </w:r>
+            <w:proofErr w:type="spellEnd"/>
           </w:p>
         </w:tc>
       </w:tr>
@@ -895,117 +1909,168 @@
           </w:tcPr>
           <w:p>
             <w:pPr>
-              <w:spacing w:after="160" w:line="259" w:lineRule="auto"/>
-              <w:rPr>
-                <w:rFonts w:ascii="Arial" w:hAnsi="Arial" w:cs="Arial"/>
-                <w:sz w:val="20"/>
-                <w:szCs w:val="20"/>
-              </w:rPr>
-            </w:pPr>
+              <w:rPr>
+                <w:rFonts w:ascii="Arial" w:eastAsia="Times New Roman" w:hAnsi="Arial" w:cs="Arial"/>
+                <w:color w:val="1F1F1F"/>
+                <w:sz w:val="20"/>
+                <w:szCs w:val="20"/>
+                <w:lang w:eastAsia="es-MX"/>
+                <w14:ligatures w14:val="none"/>
+              </w:rPr>
+            </w:pPr>
+            <w:r>
+              <w:rPr>
+                <w:rFonts w:ascii="Arial" w:eastAsia="Times New Roman" w:hAnsi="Arial" w:cs="Arial"/>
+                <w:color w:val="1F1F1F"/>
+                <w:sz w:val="20"/>
+                <w:szCs w:val="20"/>
+                <w:bdr w:val="none" w:sz="0" w:space="0" w:color="auto" w:frame="1"/>
+                <w:lang w:eastAsia="es-MX"/>
+                <w14:ligatures w14:val="none"/>
+              </w:rPr>
+              <w:lastRenderedPageBreak/>
+              <w:t>Desplazamiento Derecho</w:t>
+            </w:r>
+          </w:p>
+        </w:tc>
+        <w:tc>
+          <w:tcPr>
+            <w:tcW w:w="0" w:type="auto"/>
+            <w:hideMark/>
+          </w:tcPr>
+          <w:p>
+            <w:pPr>
+              <w:rPr>
+                <w:rFonts w:ascii="Arial" w:eastAsia="Times New Roman" w:hAnsi="Arial" w:cs="Arial"/>
+                <w:color w:val="1F1F1F"/>
+                <w:sz w:val="20"/>
+                <w:szCs w:val="20"/>
+                <w:lang w:eastAsia="es-MX"/>
+                <w14:ligatures w14:val="none"/>
+              </w:rPr>
+            </w:pPr>
+            <w:r>
+              <w:rPr>
+                <w:rFonts w:ascii="Arial" w:eastAsia="Times New Roman" w:hAnsi="Arial" w:cs="Arial"/>
+                <w:color w:val="1F1F1F"/>
+                <w:sz w:val="20"/>
+                <w:szCs w:val="20"/>
+                <w:bdr w:val="none" w:sz="0" w:space="0" w:color="auto" w:frame="1"/>
+                <w:lang w:eastAsia="es-MX"/>
+                <w14:ligatures w14:val="none"/>
+              </w:rPr>
+              <w:t>Los elementos ubicados en o después del índice de inserción i se desplazan una posición hacia la derecha.</w:t>
+            </w:r>
+          </w:p>
+        </w:tc>
+        <w:tc>
+          <w:tcPr>
+            <w:tcW w:w="0" w:type="auto"/>
+            <w:hideMark/>
+          </w:tcPr>
+          <w:p>
+            <w:pPr>
+              <w:rPr>
+                <w:rFonts w:ascii="Arial" w:eastAsia="Times New Roman" w:hAnsi="Arial" w:cs="Arial"/>
+                <w:color w:val="1F1F1F"/>
+                <w:sz w:val="20"/>
+                <w:szCs w:val="20"/>
+                <w:lang w:val="en-US" w:eastAsia="es-MX"/>
+                <w14:ligatures w14:val="none"/>
+              </w:rPr>
+            </w:pPr>
+            <w:proofErr w:type="gramStart"/>
+            <w:r>
+              <w:rPr>
+                <w:rFonts w:ascii="Arial" w:eastAsia="Times New Roman" w:hAnsi="Arial" w:cs="Arial"/>
+                <w:color w:val="1F1F1F"/>
+                <w:sz w:val="20"/>
+                <w:szCs w:val="20"/>
+                <w:bdr w:val="none" w:sz="0" w:space="0" w:color="auto" w:frame="1"/>
+                <w:lang w:val="en-US" w:eastAsia="es-MX"/>
+                <w14:ligatures w14:val="none"/>
+              </w:rPr>
+              <w:t>get(insert(</w:t>
+            </w:r>
+            <w:proofErr w:type="gramEnd"/>
+            <w:r>
+              <w:rPr>
+                <w:rFonts w:ascii="Arial" w:eastAsia="Times New Roman" w:hAnsi="Arial" w:cs="Arial"/>
+                <w:color w:val="1F1F1F"/>
+                <w:sz w:val="20"/>
+                <w:szCs w:val="20"/>
+                <w:bdr w:val="none" w:sz="0" w:space="0" w:color="auto" w:frame="1"/>
+                <w:lang w:val="en-US" w:eastAsia="es-MX"/>
+                <w14:ligatures w14:val="none"/>
+              </w:rPr>
+              <w:t xml:space="preserve">L, </w:t>
+            </w:r>
             <w:proofErr w:type="spellStart"/>
             <w:r>
               <w:rPr>
-                <w:rFonts w:ascii="Arial" w:hAnsi="Arial" w:cs="Arial"/>
-                <w:sz w:val="20"/>
-                <w:szCs w:val="20"/>
-              </w:rPr>
-              <w:t>insert</w:t>
+                <w:rFonts w:ascii="Arial" w:eastAsia="Times New Roman" w:hAnsi="Arial" w:cs="Arial"/>
+                <w:color w:val="1F1F1F"/>
+                <w:sz w:val="20"/>
+                <w:szCs w:val="20"/>
+                <w:bdr w:val="none" w:sz="0" w:space="0" w:color="auto" w:frame="1"/>
+                <w:lang w:val="en-US" w:eastAsia="es-MX"/>
+                <w14:ligatures w14:val="none"/>
+              </w:rPr>
+              <w:t>i</w:t>
             </w:r>
             <w:proofErr w:type="spellEnd"/>
             <w:r>
               <w:rPr>
-                <w:rFonts w:ascii="Arial" w:hAnsi="Arial" w:cs="Arial"/>
-                <w:sz w:val="20"/>
-                <w:szCs w:val="20"/>
-              </w:rPr>
-              <w:t xml:space="preserve"> / </w:t>
+                <w:rFonts w:ascii="Arial" w:eastAsia="Times New Roman" w:hAnsi="Arial" w:cs="Arial"/>
+                <w:color w:val="1F1F1F"/>
+                <w:sz w:val="20"/>
+                <w:szCs w:val="20"/>
+                <w:bdr w:val="none" w:sz="0" w:space="0" w:color="auto" w:frame="1"/>
+                <w:lang w:val="en-US" w:eastAsia="es-MX"/>
+                <w14:ligatures w14:val="none"/>
+              </w:rPr>
+              <w:t xml:space="preserve">, x), k) = </w:t>
+            </w:r>
+            <w:proofErr w:type="gramStart"/>
+            <w:r>
+              <w:rPr>
+                <w:rFonts w:ascii="Arial" w:eastAsia="Times New Roman" w:hAnsi="Arial" w:cs="Arial"/>
+                <w:color w:val="1F1F1F"/>
+                <w:sz w:val="20"/>
+                <w:szCs w:val="20"/>
+                <w:bdr w:val="none" w:sz="0" w:space="0" w:color="auto" w:frame="1"/>
+                <w:lang w:val="en-US" w:eastAsia="es-MX"/>
+                <w14:ligatures w14:val="none"/>
+              </w:rPr>
+              <w:t>get(</w:t>
+            </w:r>
+            <w:proofErr w:type="gramEnd"/>
+            <w:r>
+              <w:rPr>
+                <w:rFonts w:ascii="Arial" w:eastAsia="Times New Roman" w:hAnsi="Arial" w:cs="Arial"/>
+                <w:color w:val="1F1F1F"/>
+                <w:sz w:val="20"/>
+                <w:szCs w:val="20"/>
+                <w:bdr w:val="none" w:sz="0" w:space="0" w:color="auto" w:frame="1"/>
+                <w:lang w:val="en-US" w:eastAsia="es-MX"/>
+                <w14:ligatures w14:val="none"/>
+              </w:rPr>
+              <w:t xml:space="preserve">L, k - 1) para k &gt; </w:t>
             </w:r>
             <w:proofErr w:type="spellStart"/>
             <w:r>
               <w:rPr>
-                <w:rFonts w:ascii="Arial" w:hAnsi="Arial" w:cs="Arial"/>
-                <w:sz w:val="20"/>
-                <w:szCs w:val="20"/>
-              </w:rPr>
-              <w:t>add</w:t>
+                <w:rFonts w:ascii="Arial" w:eastAsia="Times New Roman" w:hAnsi="Arial" w:cs="Arial"/>
+                <w:color w:val="1F1F1F"/>
+                <w:sz w:val="20"/>
+                <w:szCs w:val="20"/>
+                <w:bdr w:val="none" w:sz="0" w:space="0" w:color="auto" w:frame="1"/>
+                <w:lang w:val="en-US" w:eastAsia="es-MX"/>
+                <w14:ligatures w14:val="none"/>
+              </w:rPr>
+              <w:t>i</w:t>
             </w:r>
             <w:proofErr w:type="spellEnd"/>
-          </w:p>
-        </w:tc>
-        <w:tc>
-          <w:tcPr>
-            <w:tcW w:w="0" w:type="auto"/>
-            <w:hideMark/>
-          </w:tcPr>
-          <w:p>
-            <w:pPr>
-              <w:spacing w:after="160" w:line="259" w:lineRule="auto"/>
-              <w:rPr>
-                <w:rFonts w:ascii="Arial" w:hAnsi="Arial" w:cs="Arial"/>
-                <w:sz w:val="20"/>
-                <w:szCs w:val="20"/>
-              </w:rPr>
-            </w:pPr>
-            <w:r>
-              <w:rPr>
-                <w:rFonts w:ascii="Arial" w:hAnsi="Arial" w:cs="Arial"/>
-                <w:sz w:val="20"/>
-                <w:szCs w:val="20"/>
-              </w:rPr>
-              <w:t>Inserta un nuevo elemento en una posición específica o al final de la colección, desplazando los demás.</w:t>
-            </w:r>
-          </w:p>
-        </w:tc>
-        <w:tc>
-          <w:tcPr>
-            <w:tcW w:w="0" w:type="auto"/>
-            <w:hideMark/>
-          </w:tcPr>
-          <w:p>
-            <w:pPr>
-              <w:spacing w:after="160" w:line="259" w:lineRule="auto"/>
-              <w:rPr>
-                <w:rFonts w:ascii="Arial" w:hAnsi="Arial" w:cs="Arial"/>
-                <w:sz w:val="20"/>
-                <w:szCs w:val="20"/>
-              </w:rPr>
-            </w:pPr>
-            <w:proofErr w:type="spellStart"/>
-            <w:r>
-              <w:rPr>
-                <w:rFonts w:ascii="Arial" w:hAnsi="Arial" w:cs="Arial"/>
-                <w:sz w:val="20"/>
-                <w:szCs w:val="20"/>
-              </w:rPr>
-              <w:t>L.</w:t>
-            </w:r>
-            <w:proofErr w:type="gramStart"/>
-            <w:r>
-              <w:rPr>
-                <w:rFonts w:ascii="Arial" w:hAnsi="Arial" w:cs="Arial"/>
-                <w:sz w:val="20"/>
-                <w:szCs w:val="20"/>
-              </w:rPr>
-              <w:t>insert</w:t>
-            </w:r>
-            <w:proofErr w:type="spellEnd"/>
-            <w:r>
-              <w:rPr>
-                <w:rFonts w:ascii="Arial" w:hAnsi="Arial" w:cs="Arial"/>
-                <w:sz w:val="20"/>
-                <w:szCs w:val="20"/>
-              </w:rPr>
-              <w:t>(</w:t>
-            </w:r>
-            <w:proofErr w:type="gramEnd"/>
-            <w:r>
-              <w:rPr>
-                <w:rFonts w:ascii="Arial" w:hAnsi="Arial" w:cs="Arial"/>
-                <w:sz w:val="20"/>
-                <w:szCs w:val="20"/>
-              </w:rPr>
-              <w:t>0, "A");</w:t>
-            </w:r>
           </w:p>
         </w:tc>
       </w:tr>
@@ -1017,533 +2082,164 @@
           </w:tcPr>
           <w:p>
             <w:pPr>
-              <w:spacing w:after="160" w:line="259" w:lineRule="auto"/>
-              <w:rPr>
-                <w:rFonts w:ascii="Arial" w:hAnsi="Arial" w:cs="Arial"/>
-                <w:sz w:val="20"/>
-                <w:szCs w:val="20"/>
-              </w:rPr>
-            </w:pPr>
+              <w:rPr>
+                <w:rFonts w:ascii="Arial" w:eastAsia="Times New Roman" w:hAnsi="Arial" w:cs="Arial"/>
+                <w:color w:val="1F1F1F"/>
+                <w:sz w:val="20"/>
+                <w:szCs w:val="20"/>
+                <w:lang w:eastAsia="es-MX"/>
+                <w14:ligatures w14:val="none"/>
+              </w:rPr>
+            </w:pPr>
+            <w:r>
+              <w:rPr>
+                <w:rFonts w:ascii="Arial" w:eastAsia="Times New Roman" w:hAnsi="Arial" w:cs="Arial"/>
+                <w:color w:val="1F1F1F"/>
+                <w:sz w:val="20"/>
+                <w:szCs w:val="20"/>
+                <w:bdr w:val="none" w:sz="0" w:space="0" w:color="auto" w:frame="1"/>
+                <w:lang w:eastAsia="es-MX"/>
+                <w14:ligatures w14:val="none"/>
+              </w:rPr>
+              <w:t>Reversibilidad</w:t>
+            </w:r>
+          </w:p>
+        </w:tc>
+        <w:tc>
+          <w:tcPr>
+            <w:tcW w:w="0" w:type="auto"/>
+            <w:hideMark/>
+          </w:tcPr>
+          <w:p>
+            <w:pPr>
+              <w:rPr>
+                <w:rFonts w:ascii="Arial" w:eastAsia="Times New Roman" w:hAnsi="Arial" w:cs="Arial"/>
+                <w:color w:val="1F1F1F"/>
+                <w:sz w:val="20"/>
+                <w:szCs w:val="20"/>
+                <w:lang w:eastAsia="es-MX"/>
+                <w14:ligatures w14:val="none"/>
+              </w:rPr>
+            </w:pPr>
+            <w:r>
+              <w:rPr>
+                <w:rFonts w:ascii="Arial" w:eastAsia="Times New Roman" w:hAnsi="Arial" w:cs="Arial"/>
+                <w:color w:val="1F1F1F"/>
+                <w:sz w:val="20"/>
+                <w:szCs w:val="20"/>
+                <w:bdr w:val="none" w:sz="0" w:space="0" w:color="auto" w:frame="1"/>
+                <w:lang w:eastAsia="es-MX"/>
+                <w14:ligatures w14:val="none"/>
+              </w:rPr>
+              <w:t>Eliminar un elemento del índice exacto donde acaba de ser insertado restaura por completo el estado anterior de la lista.</w:t>
+            </w:r>
+          </w:p>
+        </w:tc>
+        <w:tc>
+          <w:tcPr>
+            <w:tcW w:w="0" w:type="auto"/>
+            <w:hideMark/>
+          </w:tcPr>
+          <w:p>
+            <w:pPr>
+              <w:rPr>
+                <w:rFonts w:ascii="Arial" w:eastAsia="Times New Roman" w:hAnsi="Arial" w:cs="Arial"/>
+                <w:color w:val="1F1F1F"/>
+                <w:sz w:val="20"/>
+                <w:szCs w:val="20"/>
+                <w:lang w:val="en-US" w:eastAsia="es-MX"/>
+                <w14:ligatures w14:val="none"/>
+              </w:rPr>
+            </w:pPr>
+            <w:proofErr w:type="gramStart"/>
+            <w:r>
+              <w:rPr>
+                <w:rFonts w:ascii="Arial" w:eastAsia="Times New Roman" w:hAnsi="Arial" w:cs="Arial"/>
+                <w:color w:val="1F1F1F"/>
+                <w:sz w:val="20"/>
+                <w:szCs w:val="20"/>
+                <w:bdr w:val="none" w:sz="0" w:space="0" w:color="auto" w:frame="1"/>
+                <w:lang w:val="en-US" w:eastAsia="es-MX"/>
+                <w14:ligatures w14:val="none"/>
+              </w:rPr>
+              <w:t>remove(insert(</w:t>
+            </w:r>
+            <w:proofErr w:type="gramEnd"/>
+            <w:r>
+              <w:rPr>
+                <w:rFonts w:ascii="Arial" w:eastAsia="Times New Roman" w:hAnsi="Arial" w:cs="Arial"/>
+                <w:color w:val="1F1F1F"/>
+                <w:sz w:val="20"/>
+                <w:szCs w:val="20"/>
+                <w:bdr w:val="none" w:sz="0" w:space="0" w:color="auto" w:frame="1"/>
+                <w:lang w:val="en-US" w:eastAsia="es-MX"/>
+                <w14:ligatures w14:val="none"/>
+              </w:rPr>
+              <w:t xml:space="preserve">L, </w:t>
+            </w:r>
             <w:proofErr w:type="spellStart"/>
             <w:r>
               <w:rPr>
-                <w:rFonts w:ascii="Arial" w:hAnsi="Arial" w:cs="Arial"/>
-                <w:sz w:val="20"/>
-                <w:szCs w:val="20"/>
-              </w:rPr>
-              <w:t>remove</w:t>
+                <w:rFonts w:ascii="Arial" w:eastAsia="Times New Roman" w:hAnsi="Arial" w:cs="Arial"/>
+                <w:color w:val="1F1F1F"/>
+                <w:sz w:val="20"/>
+                <w:szCs w:val="20"/>
+                <w:bdr w:val="none" w:sz="0" w:space="0" w:color="auto" w:frame="1"/>
+                <w:lang w:val="en-US" w:eastAsia="es-MX"/>
+                <w14:ligatures w14:val="none"/>
+              </w:rPr>
+              <w:t>i</w:t>
             </w:r>
             <w:proofErr w:type="spellEnd"/>
-          </w:p>
-        </w:tc>
-        <w:tc>
-          <w:tcPr>
-            <w:tcW w:w="0" w:type="auto"/>
-            <w:hideMark/>
-          </w:tcPr>
-          <w:p>
-            <w:pPr>
-              <w:spacing w:after="160" w:line="259" w:lineRule="auto"/>
-              <w:rPr>
-                <w:rFonts w:ascii="Arial" w:hAnsi="Arial" w:cs="Arial"/>
-                <w:sz w:val="20"/>
-                <w:szCs w:val="20"/>
-              </w:rPr>
-            </w:pPr>
-            <w:r>
-              <w:rPr>
-                <w:rFonts w:ascii="Arial" w:hAnsi="Arial" w:cs="Arial"/>
-                <w:sz w:val="20"/>
-                <w:szCs w:val="20"/>
-              </w:rPr>
-              <w:t>Elimina un elemento de un índice específico y recorre los demás para llenar el hueco.</w:t>
-            </w:r>
-          </w:p>
-        </w:tc>
-        <w:tc>
-          <w:tcPr>
-            <w:tcW w:w="0" w:type="auto"/>
-            <w:hideMark/>
-          </w:tcPr>
-          <w:p>
-            <w:pPr>
-              <w:spacing w:after="160" w:line="259" w:lineRule="auto"/>
-              <w:rPr>
-                <w:rFonts w:ascii="Arial" w:hAnsi="Arial" w:cs="Arial"/>
-                <w:sz w:val="20"/>
-                <w:szCs w:val="20"/>
-              </w:rPr>
-            </w:pPr>
+            <w:r>
+              <w:rPr>
+                <w:rFonts w:ascii="Arial" w:eastAsia="Times New Roman" w:hAnsi="Arial" w:cs="Arial"/>
+                <w:color w:val="1F1F1F"/>
+                <w:sz w:val="20"/>
+                <w:szCs w:val="20"/>
+                <w:bdr w:val="none" w:sz="0" w:space="0" w:color="auto" w:frame="1"/>
+                <w:lang w:val="en-US" w:eastAsia="es-MX"/>
+                <w14:ligatures w14:val="none"/>
+              </w:rPr>
+              <w:t xml:space="preserve">, x), </w:t>
+            </w:r>
             <w:proofErr w:type="spellStart"/>
             <w:r>
               <w:rPr>
-                <w:rFonts w:ascii="Arial" w:hAnsi="Arial" w:cs="Arial"/>
-                <w:sz w:val="20"/>
-                <w:szCs w:val="20"/>
-              </w:rPr>
-              <w:t>L.</w:t>
-            </w:r>
-            <w:proofErr w:type="gramStart"/>
-            <w:r>
-              <w:rPr>
-                <w:rFonts w:ascii="Arial" w:hAnsi="Arial" w:cs="Arial"/>
-                <w:sz w:val="20"/>
-                <w:szCs w:val="20"/>
-              </w:rPr>
-              <w:t>remove</w:t>
+                <w:rFonts w:ascii="Arial" w:eastAsia="Times New Roman" w:hAnsi="Arial" w:cs="Arial"/>
+                <w:color w:val="1F1F1F"/>
+                <w:sz w:val="20"/>
+                <w:szCs w:val="20"/>
+                <w:bdr w:val="none" w:sz="0" w:space="0" w:color="auto" w:frame="1"/>
+                <w:lang w:val="en-US" w:eastAsia="es-MX"/>
+                <w14:ligatures w14:val="none"/>
+              </w:rPr>
+              <w:t>i</w:t>
             </w:r>
             <w:proofErr w:type="spellEnd"/>
             <w:r>
               <w:rPr>
-                <w:rFonts w:ascii="Arial" w:hAnsi="Arial" w:cs="Arial"/>
-                <w:sz w:val="20"/>
-                <w:szCs w:val="20"/>
-              </w:rPr>
-              <w:t>(</w:t>
-            </w:r>
-            <w:proofErr w:type="gramEnd"/>
-            <w:r>
-              <w:rPr>
-                <w:rFonts w:ascii="Arial" w:hAnsi="Arial" w:cs="Arial"/>
-                <w:sz w:val="20"/>
-                <w:szCs w:val="20"/>
-              </w:rPr>
-              <w:t>2);</w:t>
-            </w:r>
-          </w:p>
-        </w:tc>
-      </w:tr>
-      <w:tr>
-        <w:tc>
-          <w:tcPr>
-            <w:tcW w:w="0" w:type="auto"/>
-            <w:hideMark/>
-          </w:tcPr>
-          <w:p>
-            <w:pPr>
-              <w:spacing w:after="160" w:line="259" w:lineRule="auto"/>
-              <w:rPr>
-                <w:rFonts w:ascii="Arial" w:hAnsi="Arial" w:cs="Arial"/>
-                <w:sz w:val="20"/>
-                <w:szCs w:val="20"/>
-              </w:rPr>
-            </w:pPr>
-            <w:proofErr w:type="spellStart"/>
-            <w:r>
-              <w:rPr>
-                <w:rFonts w:ascii="Arial" w:hAnsi="Arial" w:cs="Arial"/>
-                <w:sz w:val="20"/>
-                <w:szCs w:val="20"/>
-              </w:rPr>
-              <w:t>get</w:t>
-            </w:r>
-            <w:proofErr w:type="spellEnd"/>
-          </w:p>
-        </w:tc>
-        <w:tc>
-          <w:tcPr>
-            <w:tcW w:w="0" w:type="auto"/>
-            <w:hideMark/>
-          </w:tcPr>
-          <w:p>
-            <w:pPr>
-              <w:spacing w:after="160" w:line="259" w:lineRule="auto"/>
-              <w:rPr>
-                <w:rFonts w:ascii="Arial" w:hAnsi="Arial" w:cs="Arial"/>
-                <w:sz w:val="20"/>
-                <w:szCs w:val="20"/>
-              </w:rPr>
-            </w:pPr>
-            <w:r>
-              <w:rPr>
-                <w:rFonts w:ascii="Arial" w:hAnsi="Arial" w:cs="Arial"/>
-                <w:sz w:val="20"/>
-                <w:szCs w:val="20"/>
-              </w:rPr>
-              <w:t>Retorna el valor del elemento en el índice solicitado sin sacarlo de la lista.</w:t>
-            </w:r>
-          </w:p>
-        </w:tc>
-        <w:tc>
-          <w:tcPr>
-            <w:tcW w:w="0" w:type="auto"/>
-            <w:hideMark/>
-          </w:tcPr>
-          <w:p>
-            <w:pPr>
-              <w:spacing w:after="160" w:line="259" w:lineRule="auto"/>
-              <w:rPr>
-                <w:rFonts w:ascii="Arial" w:hAnsi="Arial" w:cs="Arial"/>
-                <w:sz w:val="20"/>
-                <w:szCs w:val="20"/>
-              </w:rPr>
-            </w:pPr>
-            <w:r>
-              <w:rPr>
-                <w:rFonts w:ascii="Arial" w:hAnsi="Arial" w:cs="Arial"/>
-                <w:sz w:val="20"/>
-                <w:szCs w:val="20"/>
-              </w:rPr>
-              <w:t xml:space="preserve">x = </w:t>
-            </w:r>
-            <w:proofErr w:type="spellStart"/>
-            <w:proofErr w:type="gramStart"/>
-            <w:r>
-              <w:rPr>
-                <w:rFonts w:ascii="Arial" w:hAnsi="Arial" w:cs="Arial"/>
-                <w:sz w:val="20"/>
-                <w:szCs w:val="20"/>
-              </w:rPr>
-              <w:t>L.get</w:t>
-            </w:r>
-            <w:proofErr w:type="spellEnd"/>
-            <w:r>
-              <w:rPr>
-                <w:rFonts w:ascii="Arial" w:hAnsi="Arial" w:cs="Arial"/>
-                <w:sz w:val="20"/>
-                <w:szCs w:val="20"/>
-              </w:rPr>
-              <w:t>(</w:t>
-            </w:r>
-            <w:proofErr w:type="gramEnd"/>
-            <w:r>
-              <w:rPr>
-                <w:rFonts w:ascii="Arial" w:hAnsi="Arial" w:cs="Arial"/>
-                <w:sz w:val="20"/>
-                <w:szCs w:val="20"/>
-              </w:rPr>
-              <w:t>0);</w:t>
-            </w:r>
-          </w:p>
-        </w:tc>
-      </w:tr>
-      <w:tr>
-        <w:tc>
-          <w:tcPr>
-            <w:tcW w:w="0" w:type="auto"/>
-            <w:gridSpan w:val="3"/>
-            <w:shd w:val="clear" w:color="auto" w:fill="ADADAD" w:themeFill="background2" w:themeFillShade="BF"/>
-            <w:hideMark/>
-          </w:tcPr>
-          <w:p>
-            <w:pPr>
-              <w:spacing w:after="160" w:line="259" w:lineRule="auto"/>
-              <w:rPr>
-                <w:rFonts w:ascii="Arial" w:hAnsi="Arial" w:cs="Arial"/>
-                <w:sz w:val="20"/>
-                <w:szCs w:val="20"/>
-              </w:rPr>
-            </w:pPr>
-            <w:r>
-              <w:rPr>
-                <w:rFonts w:ascii="Arial" w:hAnsi="Arial" w:cs="Arial"/>
-                <w:b/>
-                <w:bCs/>
-                <w:sz w:val="20"/>
-                <w:szCs w:val="20"/>
-              </w:rPr>
-              <w:t>OTROS</w:t>
-            </w:r>
-          </w:p>
-        </w:tc>
-      </w:tr>
-      <w:tr>
-        <w:tc>
-          <w:tcPr>
-            <w:tcW w:w="0" w:type="auto"/>
-            <w:shd w:val="clear" w:color="auto" w:fill="D1D1D1" w:themeFill="background2" w:themeFillShade="E6"/>
-          </w:tcPr>
-          <w:p>
-            <w:pPr>
-              <w:rPr>
-                <w:rFonts w:ascii="Arial" w:hAnsi="Arial" w:cs="Arial"/>
-                <w:sz w:val="20"/>
-                <w:szCs w:val="20"/>
-              </w:rPr>
-            </w:pPr>
-            <w:r>
-              <w:rPr>
-                <w:rFonts w:ascii="Arial" w:hAnsi="Arial" w:cs="Arial"/>
-                <w:b/>
-                <w:bCs/>
-                <w:sz w:val="20"/>
-                <w:szCs w:val="20"/>
-              </w:rPr>
-              <w:t>Operación</w:t>
-            </w:r>
-          </w:p>
-        </w:tc>
-        <w:tc>
-          <w:tcPr>
-            <w:tcW w:w="0" w:type="auto"/>
-            <w:shd w:val="clear" w:color="auto" w:fill="D1D1D1" w:themeFill="background2" w:themeFillShade="E6"/>
-          </w:tcPr>
-          <w:p>
-            <w:pPr>
-              <w:rPr>
-                <w:rFonts w:ascii="Arial" w:hAnsi="Arial" w:cs="Arial"/>
-                <w:sz w:val="20"/>
-                <w:szCs w:val="20"/>
-              </w:rPr>
-            </w:pPr>
-            <w:r>
-              <w:rPr>
-                <w:rFonts w:ascii="Arial" w:hAnsi="Arial" w:cs="Arial"/>
-                <w:b/>
-                <w:bCs/>
-                <w:sz w:val="20"/>
-                <w:szCs w:val="20"/>
-              </w:rPr>
-              <w:t>Descripción</w:t>
-            </w:r>
-          </w:p>
-        </w:tc>
-        <w:tc>
-          <w:tcPr>
-            <w:tcW w:w="0" w:type="auto"/>
-            <w:shd w:val="clear" w:color="auto" w:fill="D1D1D1" w:themeFill="background2" w:themeFillShade="E6"/>
-          </w:tcPr>
-          <w:p>
-            <w:pPr>
-              <w:rPr>
-                <w:rFonts w:ascii="Arial" w:hAnsi="Arial" w:cs="Arial"/>
-                <w:sz w:val="20"/>
-                <w:szCs w:val="20"/>
-              </w:rPr>
-            </w:pPr>
-            <w:r>
-              <w:rPr>
-                <w:rFonts w:ascii="Arial" w:hAnsi="Arial" w:cs="Arial"/>
-                <w:b/>
-                <w:bCs/>
-                <w:sz w:val="20"/>
-                <w:szCs w:val="20"/>
-              </w:rPr>
-              <w:t>Ejemplo</w:t>
-            </w:r>
-          </w:p>
-        </w:tc>
-      </w:tr>
-      <w:tr>
-        <w:tc>
-          <w:tcPr>
-            <w:tcW w:w="0" w:type="auto"/>
-            <w:hideMark/>
-          </w:tcPr>
-          <w:p>
-            <w:pPr>
-              <w:spacing w:after="160" w:line="259" w:lineRule="auto"/>
-              <w:rPr>
-                <w:rFonts w:ascii="Arial" w:hAnsi="Arial" w:cs="Arial"/>
-                <w:sz w:val="20"/>
-                <w:szCs w:val="20"/>
-              </w:rPr>
-            </w:pPr>
-            <w:proofErr w:type="spellStart"/>
-            <w:r>
-              <w:rPr>
-                <w:rFonts w:ascii="Arial" w:hAnsi="Arial" w:cs="Arial"/>
-                <w:sz w:val="20"/>
-                <w:szCs w:val="20"/>
-              </w:rPr>
-              <w:t>size</w:t>
-            </w:r>
-            <w:proofErr w:type="spellEnd"/>
-          </w:p>
-        </w:tc>
-        <w:tc>
-          <w:tcPr>
-            <w:tcW w:w="0" w:type="auto"/>
-            <w:hideMark/>
-          </w:tcPr>
-          <w:p>
-            <w:pPr>
-              <w:spacing w:after="160" w:line="259" w:lineRule="auto"/>
-              <w:rPr>
-                <w:rFonts w:ascii="Arial" w:hAnsi="Arial" w:cs="Arial"/>
-                <w:sz w:val="20"/>
-                <w:szCs w:val="20"/>
-              </w:rPr>
-            </w:pPr>
-            <w:r>
-              <w:rPr>
-                <w:rFonts w:ascii="Arial" w:hAnsi="Arial" w:cs="Arial"/>
-                <w:sz w:val="20"/>
-                <w:szCs w:val="20"/>
-              </w:rPr>
-              <w:t>Retorna el número total de elementos almacenados (longitud).</w:t>
-            </w:r>
-          </w:p>
-        </w:tc>
-        <w:tc>
-          <w:tcPr>
-            <w:tcW w:w="0" w:type="auto"/>
-            <w:hideMark/>
-          </w:tcPr>
-          <w:p>
-            <w:pPr>
-              <w:spacing w:after="160" w:line="259" w:lineRule="auto"/>
-              <w:rPr>
-                <w:rFonts w:ascii="Arial" w:hAnsi="Arial" w:cs="Arial"/>
-                <w:sz w:val="20"/>
-                <w:szCs w:val="20"/>
-              </w:rPr>
-            </w:pPr>
-            <w:r>
-              <w:rPr>
-                <w:rFonts w:ascii="Arial" w:hAnsi="Arial" w:cs="Arial"/>
-                <w:sz w:val="20"/>
-                <w:szCs w:val="20"/>
-              </w:rPr>
-              <w:t xml:space="preserve">n = </w:t>
-            </w:r>
-            <w:proofErr w:type="spellStart"/>
-            <w:proofErr w:type="gramStart"/>
-            <w:r>
-              <w:rPr>
-                <w:rFonts w:ascii="Arial" w:hAnsi="Arial" w:cs="Arial"/>
-                <w:sz w:val="20"/>
-                <w:szCs w:val="20"/>
-              </w:rPr>
-              <w:t>L.size</w:t>
-            </w:r>
-            <w:proofErr w:type="spellEnd"/>
-            <w:proofErr w:type="gramEnd"/>
-            <w:r>
-              <w:rPr>
-                <w:rFonts w:ascii="Arial" w:hAnsi="Arial" w:cs="Arial"/>
-                <w:sz w:val="20"/>
-                <w:szCs w:val="20"/>
-              </w:rPr>
-              <w:t>();</w:t>
-            </w:r>
-          </w:p>
-        </w:tc>
-      </w:tr>
-      <w:tr>
-        <w:tc>
-          <w:tcPr>
-            <w:tcW w:w="0" w:type="auto"/>
-            <w:hideMark/>
-          </w:tcPr>
-          <w:p>
-            <w:pPr>
-              <w:spacing w:after="160" w:line="259" w:lineRule="auto"/>
-              <w:rPr>
-                <w:rFonts w:ascii="Arial" w:hAnsi="Arial" w:cs="Arial"/>
-                <w:sz w:val="20"/>
-                <w:szCs w:val="20"/>
-              </w:rPr>
-            </w:pPr>
-            <w:proofErr w:type="spellStart"/>
-            <w:r>
-              <w:rPr>
-                <w:rFonts w:ascii="Arial" w:hAnsi="Arial" w:cs="Arial"/>
-                <w:sz w:val="20"/>
-                <w:szCs w:val="20"/>
-              </w:rPr>
-              <w:t>isEmpty</w:t>
-            </w:r>
-            <w:proofErr w:type="spellEnd"/>
-          </w:p>
-        </w:tc>
-        <w:tc>
-          <w:tcPr>
-            <w:tcW w:w="0" w:type="auto"/>
-            <w:hideMark/>
-          </w:tcPr>
-          <w:p>
-            <w:pPr>
-              <w:spacing w:after="160" w:line="259" w:lineRule="auto"/>
-              <w:rPr>
-                <w:rFonts w:ascii="Arial" w:hAnsi="Arial" w:cs="Arial"/>
-                <w:sz w:val="20"/>
-                <w:szCs w:val="20"/>
-              </w:rPr>
-            </w:pPr>
-            <w:r>
-              <w:rPr>
-                <w:rFonts w:ascii="Arial" w:hAnsi="Arial" w:cs="Arial"/>
-                <w:sz w:val="20"/>
-                <w:szCs w:val="20"/>
-              </w:rPr>
-              <w:t>Retorna verdadero si la lista es el conjunto vacío ($\</w:t>
-            </w:r>
-            <w:proofErr w:type="spellStart"/>
-            <w:r>
-              <w:rPr>
-                <w:rFonts w:ascii="Arial" w:hAnsi="Arial" w:cs="Arial"/>
-                <w:sz w:val="20"/>
-                <w:szCs w:val="20"/>
-              </w:rPr>
-              <w:t>emptyset</w:t>
-            </w:r>
-            <w:proofErr w:type="spellEnd"/>
-            <w:r>
-              <w:rPr>
-                <w:rFonts w:ascii="Arial" w:hAnsi="Arial" w:cs="Arial"/>
-                <w:sz w:val="20"/>
-                <w:szCs w:val="20"/>
-              </w:rPr>
-              <w:t>$).</w:t>
-            </w:r>
-          </w:p>
-        </w:tc>
-        <w:tc>
-          <w:tcPr>
-            <w:tcW w:w="0" w:type="auto"/>
-            <w:hideMark/>
-          </w:tcPr>
-          <w:p>
-            <w:pPr>
-              <w:spacing w:after="160" w:line="259" w:lineRule="auto"/>
-              <w:rPr>
-                <w:rFonts w:ascii="Arial" w:hAnsi="Arial" w:cs="Arial"/>
-                <w:sz w:val="20"/>
-                <w:szCs w:val="20"/>
-              </w:rPr>
-            </w:pPr>
-            <w:proofErr w:type="spellStart"/>
-            <w:r>
-              <w:rPr>
-                <w:rFonts w:ascii="Arial" w:hAnsi="Arial" w:cs="Arial"/>
-                <w:sz w:val="20"/>
-                <w:szCs w:val="20"/>
-              </w:rPr>
-              <w:t>L.</w:t>
-            </w:r>
-            <w:proofErr w:type="gramStart"/>
-            <w:r>
-              <w:rPr>
-                <w:rFonts w:ascii="Arial" w:hAnsi="Arial" w:cs="Arial"/>
-                <w:sz w:val="20"/>
-                <w:szCs w:val="20"/>
-              </w:rPr>
-              <w:t>isEmpty</w:t>
-            </w:r>
-            <w:proofErr w:type="spellEnd"/>
-            <w:r>
-              <w:rPr>
-                <w:rFonts w:ascii="Arial" w:hAnsi="Arial" w:cs="Arial"/>
-                <w:sz w:val="20"/>
-                <w:szCs w:val="20"/>
-              </w:rPr>
-              <w:t>(</w:t>
-            </w:r>
-            <w:proofErr w:type="gramEnd"/>
-            <w:r>
-              <w:rPr>
-                <w:rFonts w:ascii="Arial" w:hAnsi="Arial" w:cs="Arial"/>
-                <w:sz w:val="20"/>
-                <w:szCs w:val="20"/>
-              </w:rPr>
-              <w:t>);</w:t>
+                <w:rFonts w:ascii="Arial" w:eastAsia="Times New Roman" w:hAnsi="Arial" w:cs="Arial"/>
+                <w:color w:val="1F1F1F"/>
+                <w:sz w:val="20"/>
+                <w:szCs w:val="20"/>
+                <w:bdr w:val="none" w:sz="0" w:space="0" w:color="auto" w:frame="1"/>
+                <w:lang w:val="en-US" w:eastAsia="es-MX"/>
+                <w14:ligatures w14:val="none"/>
+              </w:rPr>
+              <w:t>) = L</w:t>
             </w:r>
           </w:p>
         </w:tc>
       </w:tr>
     </w:tbl>
-    <w:p/>
+    <w:p>
+      <w:pPr>
+        <w:rPr>
+          <w:lang w:val="en-US"/>
+        </w:rPr>
+      </w:pPr>
+    </w:p>
     <w:sectPr>
       <w:pgSz w:w="12240" w:h="15840"/>
       <w:pgMar w:top="1440" w:right="1440" w:bottom="1440" w:left="1440" w:header="720" w:footer="720" w:gutter="0"/>
@@ -1954,11 +2650,11 @@
     <w:name w:val="Normal"/>
     <w:qFormat/>
   </w:style>
-  <w:style w:type="paragraph" w:styleId="Heading1">
+  <w:style w:type="paragraph" w:styleId="Ttulo1">
     <w:name w:val="heading 1"/>
     <w:basedOn w:val="Normal"/>
     <w:next w:val="Normal"/>
-    <w:link w:val="Heading1Char"/>
+    <w:link w:val="Ttulo1Car"/>
     <w:uiPriority w:val="9"/>
     <w:qFormat/>
     <w:rsid w:val="002B0A68"/>
@@ -1975,11 +2671,11 @@
       <w:szCs w:val="40"/>
     </w:rPr>
   </w:style>
-  <w:style w:type="paragraph" w:styleId="Heading2">
+  <w:style w:type="paragraph" w:styleId="Ttulo2">
     <w:name w:val="heading 2"/>
     <w:basedOn w:val="Normal"/>
     <w:next w:val="Normal"/>
-    <w:link w:val="Heading2Char"/>
+    <w:link w:val="Ttulo2Car"/>
     <w:uiPriority w:val="9"/>
     <w:semiHidden/>
     <w:unhideWhenUsed/>
@@ -1998,11 +2694,11 @@
       <w:szCs w:val="32"/>
     </w:rPr>
   </w:style>
-  <w:style w:type="paragraph" w:styleId="Heading3">
+  <w:style w:type="paragraph" w:styleId="Ttulo3">
     <w:name w:val="heading 3"/>
     <w:basedOn w:val="Normal"/>
     <w:next w:val="Normal"/>
-    <w:link w:val="Heading3Char"/>
+    <w:link w:val="Ttulo3Car"/>
     <w:uiPriority w:val="9"/>
     <w:semiHidden/>
     <w:unhideWhenUsed/>
@@ -2021,11 +2717,11 @@
       <w:szCs w:val="28"/>
     </w:rPr>
   </w:style>
-  <w:style w:type="paragraph" w:styleId="Heading4">
+  <w:style w:type="paragraph" w:styleId="Ttulo4">
     <w:name w:val="heading 4"/>
     <w:basedOn w:val="Normal"/>
     <w:next w:val="Normal"/>
-    <w:link w:val="Heading4Char"/>
+    <w:link w:val="Ttulo4Car"/>
     <w:uiPriority w:val="9"/>
     <w:semiHidden/>
     <w:unhideWhenUsed/>
@@ -2044,11 +2740,11 @@
       <w:color w:val="0F4761" w:themeColor="accent1" w:themeShade="BF"/>
     </w:rPr>
   </w:style>
-  <w:style w:type="paragraph" w:styleId="Heading5">
+  <w:style w:type="paragraph" w:styleId="Ttulo5">
     <w:name w:val="heading 5"/>
     <w:basedOn w:val="Normal"/>
     <w:next w:val="Normal"/>
-    <w:link w:val="Heading5Char"/>
+    <w:link w:val="Ttulo5Car"/>
     <w:uiPriority w:val="9"/>
     <w:semiHidden/>
     <w:unhideWhenUsed/>
@@ -2065,11 +2761,11 @@
       <w:color w:val="0F4761" w:themeColor="accent1" w:themeShade="BF"/>
     </w:rPr>
   </w:style>
-  <w:style w:type="paragraph" w:styleId="Heading6">
+  <w:style w:type="paragraph" w:styleId="Ttulo6">
     <w:name w:val="heading 6"/>
     <w:basedOn w:val="Normal"/>
     <w:next w:val="Normal"/>
-    <w:link w:val="Heading6Char"/>
+    <w:link w:val="Ttulo6Car"/>
     <w:uiPriority w:val="9"/>
     <w:semiHidden/>
     <w:unhideWhenUsed/>
@@ -2088,11 +2784,11 @@
       <w:color w:val="595959" w:themeColor="text1" w:themeTint="A6"/>
     </w:rPr>
   </w:style>
-  <w:style w:type="paragraph" w:styleId="Heading7">
+  <w:style w:type="paragraph" w:styleId="Ttulo7">
     <w:name w:val="heading 7"/>
     <w:basedOn w:val="Normal"/>
     <w:next w:val="Normal"/>
-    <w:link w:val="Heading7Char"/>
+    <w:link w:val="Ttulo7Car"/>
     <w:uiPriority w:val="9"/>
     <w:semiHidden/>
     <w:unhideWhenUsed/>
@@ -2109,11 +2805,11 @@
       <w:color w:val="595959" w:themeColor="text1" w:themeTint="A6"/>
     </w:rPr>
   </w:style>
-  <w:style w:type="paragraph" w:styleId="Heading8">
+  <w:style w:type="paragraph" w:styleId="Ttulo8">
     <w:name w:val="heading 8"/>
     <w:basedOn w:val="Normal"/>
     <w:next w:val="Normal"/>
-    <w:link w:val="Heading8Char"/>
+    <w:link w:val="Ttulo8Car"/>
     <w:uiPriority w:val="9"/>
     <w:semiHidden/>
     <w:unhideWhenUsed/>
@@ -2132,11 +2828,11 @@
       <w:color w:val="272727" w:themeColor="text1" w:themeTint="D8"/>
     </w:rPr>
   </w:style>
-  <w:style w:type="paragraph" w:styleId="Heading9">
+  <w:style w:type="paragraph" w:styleId="Ttulo9">
     <w:name w:val="heading 9"/>
     <w:basedOn w:val="Normal"/>
     <w:next w:val="Normal"/>
-    <w:link w:val="Heading9Char"/>
+    <w:link w:val="Ttulo9Car"/>
     <w:uiPriority w:val="9"/>
     <w:semiHidden/>
     <w:unhideWhenUsed/>
@@ -2153,12 +2849,13 @@
       <w:color w:val="272727" w:themeColor="text1" w:themeTint="D8"/>
     </w:rPr>
   </w:style>
-  <w:style w:type="character" w:default="1" w:styleId="DefaultParagraphFont">
+  <w:style w:type="character" w:default="1" w:styleId="Fuentedeprrafopredeter">
     <w:name w:val="Default Paragraph Font"/>
     <w:uiPriority w:val="1"/>
+    <w:semiHidden/>
     <w:unhideWhenUsed/>
   </w:style>
-  <w:style w:type="table" w:default="1" w:styleId="TableNormal">
+  <w:style w:type="table" w:default="1" w:styleId="Tablanormal">
     <w:name w:val="Normal Table"/>
     <w:uiPriority w:val="99"/>
     <w:semiHidden/>
@@ -2173,16 +2870,16 @@
       </w:tblCellMar>
     </w:tblPr>
   </w:style>
-  <w:style w:type="numbering" w:default="1" w:styleId="NoList">
+  <w:style w:type="numbering" w:default="1" w:styleId="Sinlista">
     <w:name w:val="No List"/>
     <w:uiPriority w:val="99"/>
     <w:semiHidden/>
     <w:unhideWhenUsed/>
   </w:style>
-  <w:style w:type="character" w:customStyle="1" w:styleId="Heading1Char">
-    <w:name w:val="Heading 1 Char"/>
-    <w:basedOn w:val="DefaultParagraphFont"/>
-    <w:link w:val="Heading1"/>
+  <w:style w:type="character" w:customStyle="1" w:styleId="Ttulo1Car">
+    <w:name w:val="Título 1 Car"/>
+    <w:basedOn w:val="Fuentedeprrafopredeter"/>
+    <w:link w:val="Ttulo1"/>
     <w:uiPriority w:val="9"/>
     <w:rsid w:val="002B0A68"/>
     <w:rPr>
@@ -2192,10 +2889,10 @@
       <w:szCs w:val="40"/>
     </w:rPr>
   </w:style>
-  <w:style w:type="character" w:customStyle="1" w:styleId="Heading2Char">
-    <w:name w:val="Heading 2 Char"/>
-    <w:basedOn w:val="DefaultParagraphFont"/>
-    <w:link w:val="Heading2"/>
+  <w:style w:type="character" w:customStyle="1" w:styleId="Ttulo2Car">
+    <w:name w:val="Título 2 Car"/>
+    <w:basedOn w:val="Fuentedeprrafopredeter"/>
+    <w:link w:val="Ttulo2"/>
     <w:uiPriority w:val="9"/>
     <w:semiHidden/>
     <w:rsid w:val="002B0A68"/>
@@ -2206,10 +2903,10 @@
       <w:szCs w:val="32"/>
     </w:rPr>
   </w:style>
-  <w:style w:type="character" w:customStyle="1" w:styleId="Heading3Char">
-    <w:name w:val="Heading 3 Char"/>
-    <w:basedOn w:val="DefaultParagraphFont"/>
-    <w:link w:val="Heading3"/>
+  <w:style w:type="character" w:customStyle="1" w:styleId="Ttulo3Car">
+    <w:name w:val="Título 3 Car"/>
+    <w:basedOn w:val="Fuentedeprrafopredeter"/>
+    <w:link w:val="Ttulo3"/>
     <w:uiPriority w:val="9"/>
     <w:semiHidden/>
     <w:rsid w:val="002B0A68"/>
@@ -2220,10 +2917,10 @@
       <w:szCs w:val="28"/>
     </w:rPr>
   </w:style>
-  <w:style w:type="character" w:customStyle="1" w:styleId="Heading4Char">
-    <w:name w:val="Heading 4 Char"/>
-    <w:basedOn w:val="DefaultParagraphFont"/>
-    <w:link w:val="Heading4"/>
+  <w:style w:type="character" w:customStyle="1" w:styleId="Ttulo4Car">
+    <w:name w:val="Título 4 Car"/>
+    <w:basedOn w:val="Fuentedeprrafopredeter"/>
+    <w:link w:val="Ttulo4"/>
     <w:uiPriority w:val="9"/>
     <w:semiHidden/>
     <w:rsid w:val="002B0A68"/>
@@ -2234,10 +2931,10 @@
       <w:color w:val="0F4761" w:themeColor="accent1" w:themeShade="BF"/>
     </w:rPr>
   </w:style>
-  <w:style w:type="character" w:customStyle="1" w:styleId="Heading5Char">
-    <w:name w:val="Heading 5 Char"/>
-    <w:basedOn w:val="DefaultParagraphFont"/>
-    <w:link w:val="Heading5"/>
+  <w:style w:type="character" w:customStyle="1" w:styleId="Ttulo5Car">
+    <w:name w:val="Título 5 Car"/>
+    <w:basedOn w:val="Fuentedeprrafopredeter"/>
+    <w:link w:val="Ttulo5"/>
     <w:uiPriority w:val="9"/>
     <w:semiHidden/>
     <w:rsid w:val="002B0A68"/>
@@ -2246,10 +2943,10 @@
       <w:color w:val="0F4761" w:themeColor="accent1" w:themeShade="BF"/>
     </w:rPr>
   </w:style>
-  <w:style w:type="character" w:customStyle="1" w:styleId="Heading6Char">
-    <w:name w:val="Heading 6 Char"/>
-    <w:basedOn w:val="DefaultParagraphFont"/>
-    <w:link w:val="Heading6"/>
+  <w:style w:type="character" w:customStyle="1" w:styleId="Ttulo6Car">
+    <w:name w:val="Título 6 Car"/>
+    <w:basedOn w:val="Fuentedeprrafopredeter"/>
+    <w:link w:val="Ttulo6"/>
     <w:uiPriority w:val="9"/>
     <w:semiHidden/>
     <w:rsid w:val="002B0A68"/>
@@ -2260,10 +2957,10 @@
       <w:color w:val="595959" w:themeColor="text1" w:themeTint="A6"/>
     </w:rPr>
   </w:style>
-  <w:style w:type="character" w:customStyle="1" w:styleId="Heading7Char">
-    <w:name w:val="Heading 7 Char"/>
-    <w:basedOn w:val="DefaultParagraphFont"/>
-    <w:link w:val="Heading7"/>
+  <w:style w:type="character" w:customStyle="1" w:styleId="Ttulo7Car">
+    <w:name w:val="Título 7 Car"/>
+    <w:basedOn w:val="Fuentedeprrafopredeter"/>
+    <w:link w:val="Ttulo7"/>
     <w:uiPriority w:val="9"/>
     <w:semiHidden/>
     <w:rsid w:val="002B0A68"/>
@@ -2272,10 +2969,10 @@
       <w:color w:val="595959" w:themeColor="text1" w:themeTint="A6"/>
     </w:rPr>
   </w:style>
-  <w:style w:type="character" w:customStyle="1" w:styleId="Heading8Char">
-    <w:name w:val="Heading 8 Char"/>
-    <w:basedOn w:val="DefaultParagraphFont"/>
-    <w:link w:val="Heading8"/>
+  <w:style w:type="character" w:customStyle="1" w:styleId="Ttulo8Car">
+    <w:name w:val="Título 8 Car"/>
+    <w:basedOn w:val="Fuentedeprrafopredeter"/>
+    <w:link w:val="Ttulo8"/>
     <w:uiPriority w:val="9"/>
     <w:semiHidden/>
     <w:rsid w:val="002B0A68"/>
@@ -2286,10 +2983,10 @@
       <w:color w:val="272727" w:themeColor="text1" w:themeTint="D8"/>
     </w:rPr>
   </w:style>
-  <w:style w:type="character" w:customStyle="1" w:styleId="Heading9Char">
-    <w:name w:val="Heading 9 Char"/>
-    <w:basedOn w:val="DefaultParagraphFont"/>
-    <w:link w:val="Heading9"/>
+  <w:style w:type="character" w:customStyle="1" w:styleId="Ttulo9Car">
+    <w:name w:val="Título 9 Car"/>
+    <w:basedOn w:val="Fuentedeprrafopredeter"/>
+    <w:link w:val="Ttulo9"/>
     <w:uiPriority w:val="9"/>
     <w:semiHidden/>
     <w:rsid w:val="002B0A68"/>
@@ -2298,11 +2995,11 @@
       <w:color w:val="272727" w:themeColor="text1" w:themeTint="D8"/>
     </w:rPr>
   </w:style>
-  <w:style w:type="paragraph" w:styleId="Title">
+  <w:style w:type="paragraph" w:styleId="Ttulo">
     <w:name w:val="Title"/>
     <w:basedOn w:val="Normal"/>
     <w:next w:val="Normal"/>
-    <w:link w:val="TitleChar"/>
+    <w:link w:val="TtuloCar"/>
     <w:uiPriority w:val="10"/>
     <w:qFormat/>
     <w:rsid w:val="002B0A68"/>
@@ -2318,10 +3015,10 @@
       <w:szCs w:val="56"/>
     </w:rPr>
   </w:style>
-  <w:style w:type="character" w:customStyle="1" w:styleId="TitleChar">
-    <w:name w:val="Title Char"/>
-    <w:basedOn w:val="DefaultParagraphFont"/>
-    <w:link w:val="Title"/>
+  <w:style w:type="character" w:customStyle="1" w:styleId="TtuloCar">
+    <w:name w:val="Título Car"/>
+    <w:basedOn w:val="Fuentedeprrafopredeter"/>
+    <w:link w:val="Ttulo"/>
     <w:uiPriority w:val="10"/>
     <w:rsid w:val="002B0A68"/>
     <w:rPr>
@@ -2332,11 +3029,11 @@
       <w:szCs w:val="56"/>
     </w:rPr>
   </w:style>
-  <w:style w:type="paragraph" w:styleId="Subtitle">
+  <w:style w:type="paragraph" w:styleId="Subttulo">
     <w:name w:val="Subtitle"/>
     <w:basedOn w:val="Normal"/>
     <w:next w:val="Normal"/>
-    <w:link w:val="SubtitleChar"/>
+    <w:link w:val="SubttuloCar"/>
     <w:uiPriority w:val="11"/>
     <w:qFormat/>
     <w:rsid w:val="002B0A68"/>
@@ -2353,10 +3050,10 @@
       <w:szCs w:val="28"/>
     </w:rPr>
   </w:style>
-  <w:style w:type="character" w:customStyle="1" w:styleId="SubtitleChar">
-    <w:name w:val="Subtitle Char"/>
-    <w:basedOn w:val="DefaultParagraphFont"/>
-    <w:link w:val="Subtitle"/>
+  <w:style w:type="character" w:customStyle="1" w:styleId="SubttuloCar">
+    <w:name w:val="Subtítulo Car"/>
+    <w:basedOn w:val="Fuentedeprrafopredeter"/>
+    <w:link w:val="Subttulo"/>
     <w:uiPriority w:val="11"/>
     <w:rsid w:val="002B0A68"/>
     <w:rPr>
@@ -2367,11 +3064,11 @@
       <w:szCs w:val="28"/>
     </w:rPr>
   </w:style>
-  <w:style w:type="paragraph" w:styleId="Quote">
+  <w:style w:type="paragraph" w:styleId="Cita">
     <w:name w:val="Quote"/>
     <w:basedOn w:val="Normal"/>
     <w:next w:val="Normal"/>
-    <w:link w:val="QuoteChar"/>
+    <w:link w:val="CitaCar"/>
     <w:uiPriority w:val="29"/>
     <w:qFormat/>
     <w:rsid w:val="002B0A68"/>
@@ -2385,10 +3082,10 @@
       <w:color w:val="404040" w:themeColor="text1" w:themeTint="BF"/>
     </w:rPr>
   </w:style>
-  <w:style w:type="character" w:customStyle="1" w:styleId="QuoteChar">
-    <w:name w:val="Quote Char"/>
-    <w:basedOn w:val="DefaultParagraphFont"/>
-    <w:link w:val="Quote"/>
+  <w:style w:type="character" w:customStyle="1" w:styleId="CitaCar">
+    <w:name w:val="Cita Car"/>
+    <w:basedOn w:val="Fuentedeprrafopredeter"/>
+    <w:link w:val="Cita"/>
     <w:uiPriority w:val="29"/>
     <w:rsid w:val="002B0A68"/>
     <w:rPr>
@@ -2397,7 +3094,7 @@
       <w:color w:val="404040" w:themeColor="text1" w:themeTint="BF"/>
     </w:rPr>
   </w:style>
-  <w:style w:type="paragraph" w:styleId="ListParagraph">
+  <w:style w:type="paragraph" w:styleId="Prrafodelista">
     <w:name w:val="List Paragraph"/>
     <w:basedOn w:val="Normal"/>
     <w:uiPriority w:val="34"/>
@@ -2408,9 +3105,9 @@
       <w:contextualSpacing/>
     </w:pPr>
   </w:style>
-  <w:style w:type="character" w:styleId="IntenseEmphasis">
+  <w:style w:type="character" w:styleId="nfasisintenso">
     <w:name w:val="Intense Emphasis"/>
-    <w:basedOn w:val="DefaultParagraphFont"/>
+    <w:basedOn w:val="Fuentedeprrafopredeter"/>
     <w:uiPriority w:val="21"/>
     <w:qFormat/>
     <w:rsid w:val="002B0A68"/>
@@ -2420,11 +3117,11 @@
       <w:color w:val="0F4761" w:themeColor="accent1" w:themeShade="BF"/>
     </w:rPr>
   </w:style>
-  <w:style w:type="paragraph" w:styleId="IntenseQuote">
+  <w:style w:type="paragraph" w:styleId="Citadestacada">
     <w:name w:val="Intense Quote"/>
     <w:basedOn w:val="Normal"/>
     <w:next w:val="Normal"/>
-    <w:link w:val="IntenseQuoteChar"/>
+    <w:link w:val="CitadestacadaCar"/>
     <w:uiPriority w:val="30"/>
     <w:qFormat/>
     <w:rsid w:val="002B0A68"/>
@@ -2443,10 +3140,10 @@
       <w:color w:val="0F4761" w:themeColor="accent1" w:themeShade="BF"/>
     </w:rPr>
   </w:style>
-  <w:style w:type="character" w:customStyle="1" w:styleId="IntenseQuoteChar">
-    <w:name w:val="Intense Quote Char"/>
-    <w:basedOn w:val="DefaultParagraphFont"/>
-    <w:link w:val="IntenseQuote"/>
+  <w:style w:type="character" w:customStyle="1" w:styleId="CitadestacadaCar">
+    <w:name w:val="Cita destacada Car"/>
+    <w:basedOn w:val="Fuentedeprrafopredeter"/>
+    <w:link w:val="Citadestacada"/>
     <w:uiPriority w:val="30"/>
     <w:rsid w:val="002B0A68"/>
     <w:rPr>
@@ -2455,9 +3152,9 @@
       <w:color w:val="0F4761" w:themeColor="accent1" w:themeShade="BF"/>
     </w:rPr>
   </w:style>
-  <w:style w:type="character" w:styleId="IntenseReference">
+  <w:style w:type="character" w:styleId="Referenciaintensa">
     <w:name w:val="Intense Reference"/>
-    <w:basedOn w:val="DefaultParagraphFont"/>
+    <w:basedOn w:val="Fuentedeprrafopredeter"/>
     <w:uiPriority w:val="32"/>
     <w:qFormat/>
     <w:rsid w:val="002B0A68"/>
@@ -2469,9 +3166,9 @@
       <w:spacing w:val="5"/>
     </w:rPr>
   </w:style>
-  <w:style w:type="table" w:styleId="TableGridLight">
+  <w:style w:type="table" w:styleId="Tablaconcuadrculaclara">
     <w:name w:val="Grid Table Light"/>
-    <w:basedOn w:val="TableNormal"/>
+    <w:basedOn w:val="Tablanormal"/>
     <w:uiPriority w:val="40"/>
     <w:rsid w:val="00CA78D7"/>
     <w:pPr>
@@ -2487,6 +3184,30 @@
         <w:insideV w:val="single" w:sz="4" w:space="0" w:color="BFBFBF" w:themeColor="background1" w:themeShade="BF"/>
       </w:tblBorders>
     </w:tblPr>
+  </w:style>
+  <w:style w:type="character" w:styleId="Fuerte">
+    <w:name w:val="Strong"/>
+    <w:basedOn w:val="Fuentedeprrafopredeter"/>
+    <w:uiPriority w:val="22"/>
+    <w:qFormat/>
+    <w:rsid w:val="002C789F"/>
+    <w:rPr>
+      <w:b/>
+      <w:bCs/>
+    </w:rPr>
+  </w:style>
+  <w:style w:type="character" w:styleId="CdigoHTML">
+    <w:name w:val="HTML Code"/>
+    <w:basedOn w:val="Fuentedeprrafopredeter"/>
+    <w:uiPriority w:val="99"/>
+    <w:semiHidden/>
+    <w:unhideWhenUsed/>
+    <w:rsid w:val="002C789F"/>
+    <w:rPr>
+      <w:rFonts w:ascii="Courier New" w:eastAsia="Times New Roman" w:hAnsi="Courier New" w:cs="Courier New"/>
+      <w:sz w:val="20"/>
+      <w:szCs w:val="20"/>
+    </w:rPr>
   </w:style>
 </w:styles>
 </file>
